--- a/projects/valuepickr-open-screen/docs/Jubilant Agri and Consumer Products.docx
+++ b/projects/valuepickr-open-screen/docs/Jubilant Agri and Consumer Products.docx
@@ -32,7 +32,7 @@
           <w:sz w:val="22"/>
           <w:szCs w:val="22"/>
         </w:rPr>
-        <w:t xml:space="preserve">A genuinely high-ROCE Jubilant-group niche polymer/adhesives-plus-fertilizer business mid-way through an active NCLT demerger, but the community's own SOTP math says the immediate arb upside is modest, not a screaming special situation</w:t>
+        <w:t xml:space="preserve">A genuinely high-ROCE Jubilant-group niche polymer/adhesives-plus-fertilizer business with an on-track NCLT demerger (shareholder/creditor meeting held 5-Sep-2026, 1:1 entitlement into Jubilant Agri Solutions), but the community's own SOTP math (~17-20% unlock) and a mid-teens earnings-growth profile at ~26x P/E mean there is no 10x-in-2-3-years mechanism here - it is a quality-compounder-at-fair-price with a modest special-situation kicker</w:t>
       </w:r>
     </w:p>
     <w:p>
@@ -49,7 +49,7 @@
         <w:spacing w:after="120"/>
       </w:pPr>
       <w:r>
-        <w:t xml:space="preserve">JACPL (Jubilant Bhartia Group) runs three segments: Performance Polymers &amp; Chemicals (VP-latex — India's largest producer, used in tyre-cord dipping; SPVA/ester gum — among global top-2, sold to chewing-gum makers), Consumer Adhesives/Wood Finishes (Jivanjor, Charmwood, competing against Pidilite's ~70% market share), and P&amp;K Fertilizers (Ramban-brand SSP, ~4.44 lakh TPA, North India) plus specialty Agri-Nutrients. Demerged from Jubilant Industries Ltd in FY24 via slump sale; now itself mid-process of demerging the Agri/Sulphuric-Acid business into a separate entity (Jubilant Agri Solutions Ltd) — an NCLT-directed creditors' meeting on the scheme was scheduled for 5-Sep-2026.</w:t>
+        <w:t xml:space="preserve">JACPL (Jubilant Bhartia Group) runs three segments: Performance Polymers &amp; Chemicals (VP-latex - India's largest producer, used in tyre-cord dipping; SPVA/ester gum - among global top-2, sold to chewing-gum makers), Consumer Adhesives/Wood Finishes (Jivanjor, Charmwood, challenger to Pidilite's ~70% share), and P&amp;K Fertilizers (Ramban-brand SSP, ~4.44 lakh TPA, North India) plus specialty Agri-Nutrients. Demerged from Jubilant Industries Ltd in FY24 via slump sale; now itself demerging the Agri Business (fertilizers, crop nutrition, bio-products) into Jubilant Agri Solutions Ltd (JASL) - NCLT allowed the First Motion on 8-Jul-2026, the NCLT-directed shareholders'/creditors' meeting was held 5-Sep-2026, 1 JASL share per JACPL share, and the retained polymers/adhesives entity will be renamed Jubilant Industries Limited.</w:t>
       </w:r>
     </w:p>
     <w:p>
@@ -99,7 +99,34 @@
           </w:tcPr>
           <w:p>
             <w:r>
-              <w:t xml:space="preserve">Rs 2,807 Cr (screener) / Rs 2,353-3,556 Cr cited across the thread at different dates as the price moved</w:t>
+              <w:t xml:space="preserve">~Rs 3,377 Cr (price ~Rs 2,178, 8-Sep-2026)</w:t>
+            </w:r>
+          </w:p>
+        </w:tc>
+      </w:tr>
+      <w:tr>
+        <w:tc>
+          <w:tcPr>
+            <w:tcW w:type="dxa" w:w="3200"/>
+            <w:shd w:fill="F2F2F2" w:val="clear"/>
+          </w:tcPr>
+          <w:p>
+            <w:r>
+              <w:rPr>
+                <w:b/>
+                <w:bCs/>
+              </w:rPr>
+              <w:t xml:space="preserve">P/E (TTM) / P/B</w:t>
+            </w:r>
+          </w:p>
+        </w:tc>
+        <w:tc>
+          <w:tcPr>
+            <w:tcW w:type="dxa" w:w="5800"/>
+          </w:tcPr>
+          <w:p>
+            <w:r>
+              <w:t xml:space="preserve">~26x / ~7.3x (EPS TTM ~Rs 85.7, book value ~Rs 303)</w:t>
             </w:r>
           </w:p>
         </w:tc>
@@ -126,34 +153,61 @@
           </w:tcPr>
           <w:p>
             <w:r>
-              <w:t xml:space="preserve">ROCE ~32-37%, ROE ~30-31% (FY25) — well above fertilizer/adhesive peer averages</w:t>
-            </w:r>
-          </w:p>
-        </w:tc>
-      </w:tr>
-      <w:tr>
-        <w:tc>
-          <w:tcPr>
-            <w:tcW w:type="dxa" w:w="3200"/>
-            <w:shd w:fill="F2F2F2" w:val="clear"/>
-          </w:tcPr>
-          <w:p>
-            <w:r>
-              <w:rPr>
-                <w:b/>
-                <w:bCs/>
-              </w:rPr>
-              <w:t xml:space="preserve">Revenue growth</w:t>
-            </w:r>
-          </w:p>
-        </w:tc>
-        <w:tc>
-          <w:tcPr>
-            <w:tcW w:type="dxa" w:w="5800"/>
-          </w:tcPr>
-          <w:p>
-            <w:r>
-              <w:t xml:space="preserve">5yr revenue CAGR ~25% (Rs622cr FY21 to Rs1,541cr FY25), but lumpy (TTM shows -15% de-growth per one snapshot); FY25 EBITDA ~Rs146cr, PAT Rs88.2cr</w:t>
+              <w:t xml:space="preserve">ROE ~27.8% TTM; ROCE ~32-37% (FY25) - well above fertilizer/adhesive peer averages</w:t>
+            </w:r>
+          </w:p>
+        </w:tc>
+      </w:tr>
+      <w:tr>
+        <w:tc>
+          <w:tcPr>
+            <w:tcW w:type="dxa" w:w="3200"/>
+            <w:shd w:fill="F2F2F2" w:val="clear"/>
+          </w:tcPr>
+          <w:p>
+            <w:r>
+              <w:rPr>
+                <w:b/>
+                <w:bCs/>
+              </w:rPr>
+              <w:t xml:space="preserve">Q1 FY27</w:t>
+            </w:r>
+          </w:p>
+        </w:tc>
+        <w:tc>
+          <w:tcPr>
+            <w:tcW w:type="dxa" w:w="5800"/>
+          </w:tcPr>
+          <w:p>
+            <w:r>
+              <w:t xml:space="preserve">Revenue Rs 523 Cr (+18% YoY), EBITDA Rs 68 Cr (+7%, margin 13.0% vs 14.1%), PAT Rs 46 Cr (+5%); Performance Polymers &amp; Chemicals +27%, Agri soft on weak monsoon + higher RM + elevated working capital; adhesives +16%</w:t>
+            </w:r>
+          </w:p>
+        </w:tc>
+      </w:tr>
+      <w:tr>
+        <w:tc>
+          <w:tcPr>
+            <w:tcW w:type="dxa" w:w="3200"/>
+            <w:shd w:fill="F2F2F2" w:val="clear"/>
+          </w:tcPr>
+          <w:p>
+            <w:r>
+              <w:rPr>
+                <w:b/>
+                <w:bCs/>
+              </w:rPr>
+              <w:t xml:space="preserve">Revenue history</w:t>
+            </w:r>
+          </w:p>
+        </w:tc>
+        <w:tc>
+          <w:tcPr>
+            <w:tcW w:type="dxa" w:w="5800"/>
+          </w:tcPr>
+          <w:p>
+            <w:r>
+              <w:t xml:space="preserve">5yr revenue CAGR ~25% (Rs 622 Cr FY21 -&gt; Rs 1,541 Cr FY25) but lumpy (agri seasonality/subsidy)</w:t>
             </w:r>
           </w:p>
         </w:tc>
@@ -180,34 +234,34 @@
           </w:tcPr>
           <w:p>
             <w:r>
-              <w:t xml:space="preserve">D/E ~5%; gross borrowings fell Rs162cr (Mar-24) to Rs77cr (Mar-25), Net Debt/EBITDA &lt;1x, down from Debt/EBITDA 5.5x in FY19</w:t>
-            </w:r>
-          </w:p>
-        </w:tc>
-      </w:tr>
-      <w:tr>
-        <w:tc>
-          <w:tcPr>
-            <w:tcW w:type="dxa" w:w="3200"/>
-            <w:shd w:fill="F2F2F2" w:val="clear"/>
-          </w:tcPr>
-          <w:p>
-            <w:r>
-              <w:rPr>
-                <w:b/>
-                <w:bCs/>
-              </w:rPr>
-              <w:t xml:space="preserve">Peer P/E</w:t>
-            </w:r>
-          </w:p>
-        </w:tc>
-        <w:tc>
-          <w:tcPr>
-            <w:tcW w:type="dxa" w:w="5800"/>
-          </w:tcPr>
-          <w:p>
-            <w:r>
-              <w:t xml:space="preserve">JACPL ~26-27x P/E vs Pidilite ~75x (ROE 23%), SRF ~68x (ROE 10%), Coromandel ~38x (ROE 17.5%) — cheap on a return-adjusted peer basis</w:t>
+              <w:t xml:space="preserve">D/E ~0.11; gross borrowings fell Rs 162 Cr (Mar-24) -&gt; Rs 77 Cr (Mar-25); Net Debt/EBITDA &lt;1x, down from Debt/EBITDA 5.5x in FY19</w:t>
+            </w:r>
+          </w:p>
+        </w:tc>
+      </w:tr>
+      <w:tr>
+        <w:tc>
+          <w:tcPr>
+            <w:tcW w:type="dxa" w:w="3200"/>
+            <w:shd w:fill="F2F2F2" w:val="clear"/>
+          </w:tcPr>
+          <w:p>
+            <w:r>
+              <w:rPr>
+                <w:b/>
+                <w:bCs/>
+              </w:rPr>
+              <w:t xml:space="preserve">Peer P/E context</w:t>
+            </w:r>
+          </w:p>
+        </w:tc>
+        <w:tc>
+          <w:tcPr>
+            <w:tcW w:type="dxa" w:w="5800"/>
+          </w:tcPr>
+          <w:p>
+            <w:r>
+              <w:t xml:space="preserve">JACPL ~26x for ~28% ROE vs Pidilite ~75x (ROE 23%), SRF ~68x (ROE 10%), Coromandel ~38x (ROE 17.5%) - cheap on a return-adjusted peer basis</w:t>
             </w:r>
           </w:p>
         </w:tc>
@@ -234,7 +288,7 @@
           </w:tcPr>
           <w:p>
             <w:r>
-              <w:t xml:space="preserve">Rs 1,460 - 3,013</w:t>
+              <w:t xml:space="preserve">Rs 1,460 - 2,912</w:t>
             </w:r>
           </w:p>
         </w:tc>
@@ -250,7 +304,7 @@
         <w:spacing w:after="120"/>
       </w:pPr>
       <w:r>
-        <w:t xml:space="preserve">A genuinely high-quality, deleveraging, high-ROCE business (32-37% ROCE, D/E ~5%) trading at a peer-relative discount (26x P/E for 31% ROE vs Pidilite's 75x for 23% ROE) — the 'hidden gem' framing is fundamentally supported. But two independent, quantified community SOTP analyses (Oct-2025 and Mar-2026) both concluded the demerger-specific arbitrage upside from current prices is modest (~17-20%), not the outsized special-situations gap the thread's title suggests — a genuinely useful corrective to the initiating post's more bullish framing.</w:t>
+        <w:t xml:space="preserve">A genuinely high-quality, sharply deleveraged, high-ROCE business (ROCE ~32-37%, D/E ~0.11) trading at a peer-relative discount (~26x P/E for ~28% ROE vs Pidilite's ~75x for 23% ROE) - the 'hidden gem' quality framing is fundamentally supported. But (1) two independent, quantified community SOTP analyses (Oct-2025 and Mar-2026) both concluded the demerger-specific unlock from prevailing prices is modest (~17-20%), not an outsized special-situations gap; and (2) the earnings-growth profile is mid-teens at best - Q1 FY27 revenue +18% but EBITDA +7% and PAT +5%, with the Agri segment a persistent drag (the very reason for the demerger). There is no mechanism for a 10x return in 2-3 years from a mid-teens compounder already at 26x P/E; the realistic case is steady compounding plus a one-time ~15-20% demerger re-rating. The demerger is on track: NCLT First Motion allowed 8-Jul-2026, the directed shareholders'/creditors' meeting was held 5-Sep-2026, 1:1 entitlement, retained entity to be renamed Jubilant Industries Ltd.</w:t>
       </w:r>
     </w:p>
     <w:p>
@@ -259,7 +313,7 @@
         <w:spacing w:after="120" w:before="280"/>
       </w:pPr>
       <w:r>
-        <w:t xml:space="preserve">Ishmohit-Lens Checks (value chain · earnings quality · growth trajectory · management · quality metrics · track record · global-signal check)</w:t>
+        <w:t xml:space="preserve">Deep-Dive: Primary Documents (Annual Reports, Quarterly Results, Exchange Filings)</w:t>
       </w:r>
     </w:p>
     <w:p>
@@ -274,7 +328,7 @@
           <w:sz w:val="18"/>
           <w:szCs w:val="18"/>
         </w:rPr>
-        <w:t xml:space="preserve">Extra checks drawn from @ishmohit1 / SOIC methodology (playbook/ishmohit-soic-style.md): where the company sits in its value chain and what the supply side is doing, whether a margin/PAT inflection is structural or a cyclical peak, the rate-of-change of growth vs. what the multiple demands, and management quality as a positive attribute.</w:t>
+        <w:t xml:space="preserve">Pass 1 — 2026-09-08. Built from the company's own filings (3 years of annual reports, ~4 quarters of results/concalls, and 6 months of BSE/NSE announcements), read via the web — a deeper layer than the forum-sentiment read below.</w:t>
       </w:r>
     </w:p>
     <w:p>
@@ -288,7 +342,1084 @@
           <w:sz w:val="20"/>
           <w:szCs w:val="20"/>
         </w:rPr>
-        <w:t xml:space="preserve">Value chain &amp; supply side:</w:t>
+        <w:t xml:space="preserve">Sources reviewed this pass:</w:t>
+      </w:r>
+    </w:p>
+    <w:p>
+      <w:pPr>
+        <w:pStyle w:val="ListParagraph"/>
+        <w:numPr>
+          <w:ilvl w:val="0"/>
+          <w:numId w:val="1"/>
+        </w:numPr>
+        <w:spacing w:after="60"/>
+      </w:pPr>
+      <w:r>
+        <w:t xml:space="preserve">Q1 FY27 results coverage (sahi.com, scanx, multibagg): revenue Rs 523 Cr +18%, EBITDA Rs 68 Cr +7% (margin 13.0%), PAT Rs 46 Cr +5%, segment splits</w:t>
+      </w:r>
+    </w:p>
+    <w:p>
+      <w:pPr>
+        <w:pStyle w:val="ListParagraph"/>
+        <w:numPr>
+          <w:ilvl w:val="0"/>
+          <w:numId w:val="1"/>
+        </w:numPr>
+        <w:spacing w:after="60"/>
+      </w:pPr>
+      <w:r>
+        <w:t xml:space="preserve">Demerger filings/coverage: NCLT First Motion order 8-Jul-2026; shareholders'/creditors' meeting 5-Sep-2026; 1:1 entitlement into Jubilant Agri Solutions Ltd; retained entity -&gt; Jubilant Industries Ltd</w:t>
+      </w:r>
+    </w:p>
+    <w:p>
+      <w:pPr>
+        <w:pStyle w:val="ListParagraph"/>
+        <w:numPr>
+          <w:ilvl w:val="0"/>
+          <w:numId w:val="1"/>
+        </w:numPr>
+        <w:spacing w:after="60"/>
+      </w:pPr>
+      <w:r>
+        <w:t xml:space="preserve">groww.in: price ~Rs 2,178, mcap ~Rs 3,377 Cr, P/E ~26x, P/B ~7.3x, ROE ~27.8%, D/E ~0.11</w:t>
+      </w:r>
+    </w:p>
+    <w:p>
+      <w:pPr>
+        <w:pStyle w:val="ListParagraph"/>
+        <w:numPr>
+          <w:ilvl w:val="0"/>
+          <w:numId w:val="1"/>
+        </w:numPr>
+        <w:spacing w:after="60"/>
+      </w:pPr>
+      <w:r>
+        <w:t xml:space="preserve">VP thread: trusted initiating overview + two independent SOTP analyses (~17-20% unlock) + adhesive-margin question</w:t>
+      </w:r>
+    </w:p>
+    <w:p>
+      <w:pPr>
+        <w:spacing w:after="120"/>
+      </w:pPr>
+      <w:r>
+        <w:rPr>
+          <w:b/>
+          <w:bCs/>
+          <w:sz w:val="20"/>
+          <w:szCs w:val="20"/>
+        </w:rPr>
+        <w:t xml:space="preserve">Annual-report findings (3-year view):</w:t>
+      </w:r>
+    </w:p>
+    <w:p>
+      <w:pPr>
+        <w:pStyle w:val="ListParagraph"/>
+        <w:numPr>
+          <w:ilvl w:val="0"/>
+          <w:numId w:val="1"/>
+        </w:numPr>
+        <w:spacing w:after="60"/>
+      </w:pPr>
+      <w:r>
+        <w:t xml:space="preserve">ROCE ~32-37%, ROE ~28-31% (FY25) - genuinely high and above fertilizer/adhesive peer averages.</w:t>
+      </w:r>
+    </w:p>
+    <w:p>
+      <w:pPr>
+        <w:pStyle w:val="ListParagraph"/>
+        <w:numPr>
+          <w:ilvl w:val="0"/>
+          <w:numId w:val="1"/>
+        </w:numPr>
+        <w:spacing w:after="60"/>
+      </w:pPr>
+      <w:r>
+        <w:t xml:space="preserve">Sharp deleveraging: gross borrowings Rs 162 Cr (Mar-24) -&gt; Rs 77 Cr (Mar-25); Debt/EBITDA 5.5x (FY19) -&gt; &lt;1x; D/E ~0.11.</w:t>
+      </w:r>
+    </w:p>
+    <w:p>
+      <w:pPr>
+        <w:pStyle w:val="ListParagraph"/>
+        <w:numPr>
+          <w:ilvl w:val="0"/>
+          <w:numId w:val="1"/>
+        </w:numPr>
+        <w:spacing w:after="60"/>
+      </w:pPr>
+      <w:r>
+        <w:t xml:space="preserve">5-yr revenue CAGR ~25% (Rs 622 Cr FY21 -&gt; Rs 1,541 Cr FY25) but lumpy, with agri seasonality and subsidy timing driving swings; FY25 EBITDA ~Rs 146 Cr, PAT ~Rs 88 Cr.</w:t>
+      </w:r>
+    </w:p>
+    <w:p>
+      <w:pPr>
+        <w:pStyle w:val="ListParagraph"/>
+        <w:numPr>
+          <w:ilvl w:val="0"/>
+          <w:numId w:val="1"/>
+        </w:numPr>
+        <w:spacing w:after="60"/>
+      </w:pPr>
+      <w:r>
+        <w:t xml:space="preserve">Segment moats concentrated in Performance Polymers &amp; Chemicals (VP-latex #1 India, SPVA/ester gum global top-2); adhesives is a sub-scale challenger to Pidilite at ~9% operating margin.</w:t>
+      </w:r>
+    </w:p>
+    <w:p>
+      <w:pPr>
+        <w:pStyle w:val="ListParagraph"/>
+        <w:numPr>
+          <w:ilvl w:val="0"/>
+          <w:numId w:val="1"/>
+        </w:numPr>
+        <w:spacing w:after="60"/>
+      </w:pPr>
+      <w:r>
+        <w:t xml:space="preserve">Related-party transactions with sister Jubilant-group companies (Ingrevia, Pharmova) flagged in the FY25 AR as warranting scrutiny; no dividend.</w:t>
+      </w:r>
+    </w:p>
+    <w:p>
+      <w:pPr>
+        <w:spacing w:after="120"/>
+      </w:pPr>
+      <w:r>
+        <w:rPr>
+          <w:b/>
+          <w:bCs/>
+          <w:sz w:val="20"/>
+          <w:szCs w:val="20"/>
+        </w:rPr>
+        <w:t xml:space="preserve">Quarterly trend (last ~4 quarters + concall commentary):</w:t>
+      </w:r>
+    </w:p>
+    <w:p>
+      <w:pPr>
+        <w:pStyle w:val="ListParagraph"/>
+        <w:numPr>
+          <w:ilvl w:val="0"/>
+          <w:numId w:val="1"/>
+        </w:numPr>
+        <w:spacing w:after="60"/>
+      </w:pPr>
+      <w:r>
+        <w:t xml:space="preserve">Q1 FY27: revenue Rs 523 Cr (+18% YoY), EBITDA Rs 68 Cr (+7%), EBITDA margin 13.0% (down from 14.1%), PAT Rs 46 Cr (+5%).</w:t>
+      </w:r>
+    </w:p>
+    <w:p>
+      <w:pPr>
+        <w:pStyle w:val="ListParagraph"/>
+        <w:numPr>
+          <w:ilvl w:val="0"/>
+          <w:numId w:val="1"/>
+        </w:numPr>
+        <w:spacing w:after="60"/>
+      </w:pPr>
+      <w:r>
+        <w:t xml:space="preserve">Performance Polymers &amp; Chemicals +27% YoY - the quality segment is compounding well.</w:t>
+      </w:r>
+    </w:p>
+    <w:p>
+      <w:pPr>
+        <w:pStyle w:val="ListParagraph"/>
+        <w:numPr>
+          <w:ilvl w:val="0"/>
+          <w:numId w:val="1"/>
+        </w:numPr>
+        <w:spacing w:after="60"/>
+      </w:pPr>
+      <w:r>
+        <w:t xml:space="preserve">Agri Products soft: weak/uneven monsoon, higher raw-material costs, elevated working capital.</w:t>
+      </w:r>
+    </w:p>
+    <w:p>
+      <w:pPr>
+        <w:pStyle w:val="ListParagraph"/>
+        <w:numPr>
+          <w:ilvl w:val="0"/>
+          <w:numId w:val="1"/>
+        </w:numPr>
+        <w:spacing w:after="60"/>
+      </w:pPr>
+      <w:r>
+        <w:t xml:space="preserve">Consumer adhesives +16% YoY - share gains continue, but margin (~9%) remains well below peers.</w:t>
+      </w:r>
+    </w:p>
+    <w:p>
+      <w:pPr>
+        <w:pStyle w:val="ListParagraph"/>
+        <w:numPr>
+          <w:ilvl w:val="0"/>
+          <w:numId w:val="1"/>
+        </w:numPr>
+        <w:spacing w:after="60"/>
+      </w:pPr>
+      <w:r>
+        <w:t xml:space="preserve">Net effect: top-line growth healthy, but margin reset and agri drag held EBITDA/PAT growth to single digits.</w:t>
+      </w:r>
+    </w:p>
+    <w:p>
+      <w:pPr>
+        <w:spacing w:after="120"/>
+      </w:pPr>
+      <w:r>
+        <w:rPr>
+          <w:b/>
+          <w:bCs/>
+          <w:sz w:val="20"/>
+          <w:szCs w:val="20"/>
+        </w:rPr>
+        <w:t xml:space="preserve">Exchange announcements (last 6 months):</w:t>
+      </w:r>
+    </w:p>
+    <w:p>
+      <w:pPr>
+        <w:pStyle w:val="ListParagraph"/>
+        <w:numPr>
+          <w:ilvl w:val="0"/>
+          <w:numId w:val="1"/>
+        </w:numPr>
+        <w:spacing w:after="60"/>
+      </w:pPr>
+      <w:r>
+        <w:t xml:space="preserve">8-Jul-2026: NCLT allowed the First Motion Application for the Scheme of Arrangement.</w:t>
+      </w:r>
+    </w:p>
+    <w:p>
+      <w:pPr>
+        <w:pStyle w:val="ListParagraph"/>
+        <w:numPr>
+          <w:ilvl w:val="0"/>
+          <w:numId w:val="1"/>
+        </w:numPr>
+        <w:spacing w:after="60"/>
+      </w:pPr>
+      <w:r>
+        <w:t xml:space="preserve">5-Sep-2026: NCLT-directed shareholders'/creditors' meeting held to approve the demerger of the Agri Business into Jubilant Agri Solutions Ltd (1 JASL share per JACPL share).</w:t>
+      </w:r>
+    </w:p>
+    <w:p>
+      <w:pPr>
+        <w:pStyle w:val="ListParagraph"/>
+        <w:numPr>
+          <w:ilvl w:val="0"/>
+          <w:numId w:val="1"/>
+        </w:numPr>
+        <w:spacing w:after="60"/>
+      </w:pPr>
+      <w:r>
+        <w:t xml:space="preserve">Retained polymers/adhesives entity to be renamed Jubilant Industries Limited post-scheme.</w:t>
+      </w:r>
+    </w:p>
+    <w:p>
+      <w:pPr>
+        <w:pStyle w:val="ListParagraph"/>
+        <w:numPr>
+          <w:ilvl w:val="0"/>
+          <w:numId w:val="1"/>
+        </w:numPr>
+        <w:spacing w:after="60"/>
+      </w:pPr>
+      <w:r>
+        <w:t xml:space="preserve">Next steps: Second Motion NCLT petition, sanction, record date, and JASL listing.</w:t>
+      </w:r>
+    </w:p>
+    <w:p>
+      <w:pPr>
+        <w:pStyle w:val="ListParagraph"/>
+        <w:numPr>
+          <w:ilvl w:val="0"/>
+          <w:numId w:val="1"/>
+        </w:numPr>
+        <w:spacing w:after="60"/>
+      </w:pPr>
+      <w:r>
+        <w:t xml:space="preserve">No concall held; rating-agency coverage remains thin.</w:t>
+      </w:r>
+    </w:p>
+    <w:p>
+      <w:pPr>
+        <w:spacing w:after="120"/>
+      </w:pPr>
+      <w:r>
+        <w:rPr>
+          <w:b/>
+          <w:bCs/>
+          <w:sz w:val="20"/>
+          <w:szCs w:val="20"/>
+        </w:rPr>
+        <w:t xml:space="preserve">Key new facts vs. the prior write-up:</w:t>
+      </w:r>
+    </w:p>
+    <w:p>
+      <w:pPr>
+        <w:pStyle w:val="ListParagraph"/>
+        <w:numPr>
+          <w:ilvl w:val="0"/>
+          <w:numId w:val="1"/>
+        </w:numPr>
+        <w:spacing w:after="60"/>
+      </w:pPr>
+      <w:r>
+        <w:t xml:space="preserve">Q1 FY27 confirms the shape of the story: strong polymers growth (+27%), weak agri, single-digit consolidated EBITDA/PAT growth (+7%/+5%), margin down ~100 bps.</w:t>
+      </w:r>
+    </w:p>
+    <w:p>
+      <w:pPr>
+        <w:pStyle w:val="ListParagraph"/>
+        <w:numPr>
+          <w:ilvl w:val="0"/>
+          <w:numId w:val="1"/>
+        </w:numPr>
+        <w:spacing w:after="60"/>
+      </w:pPr>
+      <w:r>
+        <w:t xml:space="preserve">Demerger is proceeding on the NCLT-directed timeline (First Motion done, directed meeting held) - execution risk on the process itself is now low.</w:t>
+      </w:r>
+    </w:p>
+    <w:p>
+      <w:pPr>
+        <w:pStyle w:val="ListParagraph"/>
+        <w:numPr>
+          <w:ilvl w:val="0"/>
+          <w:numId w:val="1"/>
+        </w:numPr>
+        <w:spacing w:after="60"/>
+      </w:pPr>
+      <w:r>
+        <w:t xml:space="preserve">Valuation ~26x P/E / ~7.3x book - cheap vs peers, not cheap on an absolute basis for a single-digit-earnings-growth quarter.</w:t>
+      </w:r>
+    </w:p>
+    <w:p>
+      <w:pPr>
+        <w:pStyle w:val="ListParagraph"/>
+        <w:numPr>
+          <w:ilvl w:val="0"/>
+          <w:numId w:val="1"/>
+        </w:numPr>
+        <w:spacing w:after="60"/>
+      </w:pPr>
+      <w:r>
+        <w:t xml:space="preserve">Two independent community SOTP cuts both land at ~17-20% unlock - consistent, and modest.</w:t>
+      </w:r>
+    </w:p>
+    <w:p>
+      <w:pPr>
+        <w:pStyle w:val="ListParagraph"/>
+        <w:numPr>
+          <w:ilvl w:val="0"/>
+          <w:numId w:val="1"/>
+        </w:numPr>
+        <w:spacing w:after="60"/>
+      </w:pPr>
+      <w:r>
+        <w:t xml:space="preserve">Adhesive-segment margin-quality question (9% vs 20%+ peers) is still unresolved.</w:t>
+      </w:r>
+    </w:p>
+    <w:p>
+      <w:pPr>
+        <w:spacing w:after="120"/>
+      </w:pPr>
+      <w:r>
+        <w:rPr>
+          <w:b/>
+          <w:bCs/>
+          <w:sz w:val="20"/>
+          <w:szCs w:val="20"/>
+        </w:rPr>
+        <w:t xml:space="preserve">Open questions / what to watch:</w:t>
+      </w:r>
+    </w:p>
+    <w:p>
+      <w:pPr>
+        <w:pStyle w:val="ListParagraph"/>
+        <w:numPr>
+          <w:ilvl w:val="0"/>
+          <w:numId w:val="1"/>
+        </w:numPr>
+        <w:spacing w:after="60"/>
+      </w:pPr>
+      <w:r>
+        <w:t xml:space="preserve">Is Jivanjor's ~9% operating margin deliberate brand reinvestment or margin-dilutive volume-buying against Pidilite?</w:t>
+      </w:r>
+    </w:p>
+    <w:p>
+      <w:pPr>
+        <w:pStyle w:val="ListParagraph"/>
+        <w:numPr>
+          <w:ilvl w:val="0"/>
+          <w:numId w:val="1"/>
+        </w:numPr>
+        <w:spacing w:after="60"/>
+      </w:pPr>
+      <w:r>
+        <w:t xml:space="preserve">Post-demerger, what standalone multiple does the retained polymers/adhesives entity (Jubilant Industries Ltd) command, and does that realise more than the ~17-20% SOTP estimate?</w:t>
+      </w:r>
+    </w:p>
+    <w:p>
+      <w:pPr>
+        <w:pStyle w:val="ListParagraph"/>
+        <w:numPr>
+          <w:ilvl w:val="0"/>
+          <w:numId w:val="1"/>
+        </w:numPr>
+        <w:spacing w:after="60"/>
+      </w:pPr>
+      <w:r>
+        <w:t xml:space="preserve">How large and on what terms are the RPTs with Jubilant Ingrevia / Pharmova?</w:t>
+      </w:r>
+    </w:p>
+    <w:p>
+      <w:pPr>
+        <w:pStyle w:val="ListParagraph"/>
+        <w:numPr>
+          <w:ilvl w:val="0"/>
+          <w:numId w:val="1"/>
+        </w:numPr>
+        <w:spacing w:after="60"/>
+      </w:pPr>
+      <w:r>
+        <w:t xml:space="preserve">Does the Agri business, once separated, need external capital, and how subsidy-exposed is its standalone P&amp;L?</w:t>
+      </w:r>
+    </w:p>
+    <w:p>
+      <w:pPr>
+        <w:spacing w:after="120" w:before="120"/>
+      </w:pPr>
+      <w:r>
+        <w:rPr>
+          <w:b/>
+          <w:bCs/>
+          <w:sz w:val="20"/>
+          <w:szCs w:val="20"/>
+        </w:rPr>
+        <w:t xml:space="preserve">Conviction impact: </w:t>
+      </w:r>
+      <w:r>
+        <w:rPr>
+          <w:sz w:val="20"/>
+          <w:szCs w:val="20"/>
+        </w:rPr>
+        <w:t xml:space="preserve">Medium -&gt; Medium (business); thesis_fit 10x-in-2-3-years -&gt; neither. The quality (ROCE 32-37%, deleveraged), peer-relative cheapness and an on-track demerger support a Medium-conviction compounder view, but Q1 FY27's single-digit EBITDA/PAT growth and the community's own ~17-20% SOTP math confirm there is no outsized-return mechanism, so the return-magnitude label is withdrawn via analyst_override.</w:t>
+      </w:r>
+    </w:p>
+    <w:p>
+      <w:pPr>
+        <w:pStyle w:val="Heading1"/>
+        <w:spacing w:after="120" w:before="280"/>
+      </w:pPr>
+      <w:r>
+        <w:t xml:space="preserve">Guidance &amp; Expectation Gap</w:t>
+      </w:r>
+    </w:p>
+    <w:p>
+      <w:pPr>
+        <w:spacing w:after="120"/>
+      </w:pPr>
+      <w:r>
+        <w:rPr>
+          <w:i/>
+          <w:iCs/>
+          <w:color w:val="666666"/>
+          <w:sz w:val="18"/>
+          <w:szCs w:val="18"/>
+        </w:rPr>
+        <w:t xml:space="preserve">Management guidance decoded into commitments, graded on the expectation → action → operational → commercial → financial ladder, then compared to what the current price appears to assume. Method: playbook/guidance-and-expectation-gap.md.</w:t>
+      </w:r>
+    </w:p>
+    <w:p>
+      <w:pPr>
+        <w:spacing w:after="120"/>
+      </w:pPr>
+      <w:r>
+        <w:rPr>
+          <w:b/>
+          <w:bCs/>
+          <w:sz w:val="20"/>
+          <w:szCs w:val="20"/>
+        </w:rPr>
+        <w:t xml:space="preserve">Commitment ladder (most-proven first):</w:t>
+      </w:r>
+    </w:p>
+    <w:tbl>
+      <w:tblPr>
+        <w:tblW w:type="dxa" w:w="9000"/>
+        <w:tblBorders>
+          <w:top w:val="single" w:color="auto" w:sz="4"/>
+          <w:left w:val="single" w:color="auto" w:sz="4"/>
+          <w:bottom w:val="single" w:color="auto" w:sz="4"/>
+          <w:right w:val="single" w:color="auto" w:sz="4"/>
+          <w:insideH w:val="single" w:color="auto" w:sz="4"/>
+          <w:insideV w:val="single" w:color="auto" w:sz="4"/>
+        </w:tblBorders>
+      </w:tblPr>
+      <w:tblGrid>
+        <w:gridCol w:w="1100"/>
+        <w:gridCol w:w="2600"/>
+        <w:gridCol w:w="2400"/>
+        <w:gridCol w:w="900"/>
+        <w:gridCol w:w="1200"/>
+        <w:gridCol w:w="800"/>
+      </w:tblGrid>
+      <w:tr>
+        <w:trPr>
+          <w:tblHeader/>
+        </w:trPr>
+        <w:tc>
+          <w:tcPr>
+            <w:tcW w:type="dxa" w:w="1100"/>
+            <w:shd w:fill="F2F2F2" w:val="clear"/>
+          </w:tcPr>
+          <w:p>
+            <w:r>
+              <w:rPr>
+                <w:b/>
+                <w:bCs/>
+                <w:sz w:val="18"/>
+                <w:szCs w:val="18"/>
+              </w:rPr>
+              <w:t xml:space="preserve">Area</w:t>
+            </w:r>
+          </w:p>
+        </w:tc>
+        <w:tc>
+          <w:tcPr>
+            <w:tcW w:type="dxa" w:w="2600"/>
+            <w:shd w:fill="F2F2F2" w:val="clear"/>
+          </w:tcPr>
+          <w:p>
+            <w:r>
+              <w:rPr>
+                <w:b/>
+                <w:bCs/>
+                <w:sz w:val="18"/>
+                <w:szCs w:val="18"/>
+              </w:rPr>
+              <w:t xml:space="preserve">Commitment</w:t>
+            </w:r>
+          </w:p>
+        </w:tc>
+        <w:tc>
+          <w:tcPr>
+            <w:tcW w:type="dxa" w:w="2400"/>
+            <w:shd w:fill="F2F2F2" w:val="clear"/>
+          </w:tcPr>
+          <w:p>
+            <w:r>
+              <w:rPr>
+                <w:b/>
+                <w:bCs/>
+                <w:sz w:val="18"/>
+                <w:szCs w:val="18"/>
+              </w:rPr>
+              <w:t xml:space="preserve">Specifics</w:t>
+            </w:r>
+          </w:p>
+        </w:tc>
+        <w:tc>
+          <w:tcPr>
+            <w:tcW w:type="dxa" w:w="900"/>
+            <w:shd w:fill="F2F2F2" w:val="clear"/>
+          </w:tcPr>
+          <w:p>
+            <w:r>
+              <w:rPr>
+                <w:b/>
+                <w:bCs/>
+                <w:sz w:val="18"/>
+                <w:szCs w:val="18"/>
+              </w:rPr>
+              <w:t xml:space="preserve">By when</w:t>
+            </w:r>
+          </w:p>
+        </w:tc>
+        <w:tc>
+          <w:tcPr>
+            <w:tcW w:type="dxa" w:w="1200"/>
+            <w:shd w:fill="F2F2F2" w:val="clear"/>
+          </w:tcPr>
+          <w:p>
+            <w:r>
+              <w:rPr>
+                <w:b/>
+                <w:bCs/>
+                <w:sz w:val="18"/>
+                <w:szCs w:val="18"/>
+              </w:rPr>
+              <w:t xml:space="preserve">Stage</w:t>
+            </w:r>
+          </w:p>
+        </w:tc>
+        <w:tc>
+          <w:tcPr>
+            <w:tcW w:type="dxa" w:w="800"/>
+            <w:shd w:fill="F2F2F2" w:val="clear"/>
+          </w:tcPr>
+          <w:p>
+            <w:r>
+              <w:rPr>
+                <w:b/>
+                <w:bCs/>
+                <w:sz w:val="18"/>
+                <w:szCs w:val="18"/>
+              </w:rPr>
+              <w:t xml:space="preserve">Thesis-critical</w:t>
+            </w:r>
+          </w:p>
+        </w:tc>
+      </w:tr>
+      <w:tr>
+        <w:tc>
+          <w:tcPr>
+            <w:tcW w:type="dxa" w:w="1100"/>
+          </w:tcPr>
+          <w:p>
+            <w:r>
+              <w:rPr>
+                <w:b w:val="false"/>
+                <w:bCs w:val="false"/>
+                <w:sz w:val="18"/>
+                <w:szCs w:val="18"/>
+              </w:rPr>
+              <w:t xml:space="preserve">growth</w:t>
+            </w:r>
+          </w:p>
+        </w:tc>
+        <w:tc>
+          <w:tcPr>
+            <w:tcW w:type="dxa" w:w="2600"/>
+          </w:tcPr>
+          <w:p>
+            <w:r>
+              <w:rPr>
+                <w:b w:val="false"/>
+                <w:bCs w:val="false"/>
+                <w:sz w:val="18"/>
+                <w:szCs w:val="18"/>
+              </w:rPr>
+              <w:t xml:space="preserve">Sustain Performance Polymers &amp; Chemicals growth</w:t>
+            </w:r>
+          </w:p>
+        </w:tc>
+        <w:tc>
+          <w:tcPr>
+            <w:tcW w:type="dxa" w:w="2400"/>
+          </w:tcPr>
+          <w:p>
+            <w:r>
+              <w:rPr>
+                <w:b w:val="false"/>
+                <w:bCs w:val="false"/>
+                <w:sz w:val="18"/>
+                <w:szCs w:val="18"/>
+              </w:rPr>
+              <w:t xml:space="preserve">+27% YoY in Q1 FY27; VP-latex + SPVA niches</w:t>
+            </w:r>
+          </w:p>
+        </w:tc>
+        <w:tc>
+          <w:tcPr>
+            <w:tcW w:type="dxa" w:w="900"/>
+          </w:tcPr>
+          <w:p>
+            <w:r>
+              <w:rPr>
+                <w:b w:val="false"/>
+                <w:bCs w:val="false"/>
+                <w:sz w:val="18"/>
+                <w:szCs w:val="18"/>
+              </w:rPr>
+              <w:t xml:space="preserve">FY27</w:t>
+            </w:r>
+          </w:p>
+        </w:tc>
+        <w:tc>
+          <w:tcPr>
+            <w:tcW w:type="dxa" w:w="1200"/>
+          </w:tcPr>
+          <w:p>
+            <w:r>
+              <w:rPr>
+                <w:b w:val="false"/>
+                <w:bCs w:val="false"/>
+                <w:sz w:val="18"/>
+                <w:szCs w:val="18"/>
+              </w:rPr>
+              <w:t xml:space="preserve">commercial</w:t>
+            </w:r>
+          </w:p>
+        </w:tc>
+        <w:tc>
+          <w:tcPr>
+            <w:tcW w:type="dxa" w:w="800"/>
+          </w:tcPr>
+          <w:p>
+            <w:r>
+              <w:rPr>
+                <w:b w:val="false"/>
+                <w:bCs w:val="false"/>
+                <w:sz w:val="18"/>
+                <w:szCs w:val="18"/>
+              </w:rPr>
+              <w:t xml:space="preserve">yes</w:t>
+            </w:r>
+          </w:p>
+        </w:tc>
+      </w:tr>
+      <w:tr>
+        <w:tc>
+          <w:tcPr>
+            <w:tcW w:type="dxa" w:w="1100"/>
+          </w:tcPr>
+          <w:p>
+            <w:r>
+              <w:rPr>
+                <w:b w:val="false"/>
+                <w:bCs w:val="false"/>
+                <w:sz w:val="18"/>
+                <w:szCs w:val="18"/>
+              </w:rPr>
+              <w:t xml:space="preserve">strategy</w:t>
+            </w:r>
+          </w:p>
+        </w:tc>
+        <w:tc>
+          <w:tcPr>
+            <w:tcW w:type="dxa" w:w="2600"/>
+          </w:tcPr>
+          <w:p>
+            <w:r>
+              <w:rPr>
+                <w:b w:val="false"/>
+                <w:bCs w:val="false"/>
+                <w:sz w:val="18"/>
+                <w:szCs w:val="18"/>
+              </w:rPr>
+              <w:t xml:space="preserve">Complete the demerger of the Agri Business into Jubilant Agri Solutions Ltd</w:t>
+            </w:r>
+          </w:p>
+        </w:tc>
+        <w:tc>
+          <w:tcPr>
+            <w:tcW w:type="dxa" w:w="2400"/>
+          </w:tcPr>
+          <w:p>
+            <w:r>
+              <w:rPr>
+                <w:b w:val="false"/>
+                <w:bCs w:val="false"/>
+                <w:sz w:val="18"/>
+                <w:szCs w:val="18"/>
+              </w:rPr>
+              <w:t xml:space="preserve">NCLT First Motion 8-Jul-2026; directed meeting 5-Sep-2026; 1:1 entitlement; retained entity -&gt; Jubilant Industries Ltd</w:t>
+            </w:r>
+          </w:p>
+        </w:tc>
+        <w:tc>
+          <w:tcPr>
+            <w:tcW w:type="dxa" w:w="900"/>
+          </w:tcPr>
+          <w:p>
+            <w:r>
+              <w:rPr>
+                <w:b w:val="false"/>
+                <w:bCs w:val="false"/>
+                <w:sz w:val="18"/>
+                <w:szCs w:val="18"/>
+              </w:rPr>
+              <w:t xml:space="preserve">6M</w:t>
+            </w:r>
+          </w:p>
+        </w:tc>
+        <w:tc>
+          <w:tcPr>
+            <w:tcW w:type="dxa" w:w="1200"/>
+          </w:tcPr>
+          <w:p>
+            <w:r>
+              <w:rPr>
+                <w:b w:val="false"/>
+                <w:bCs w:val="false"/>
+                <w:sz w:val="18"/>
+                <w:szCs w:val="18"/>
+              </w:rPr>
+              <w:t xml:space="preserve">operational</w:t>
+            </w:r>
+          </w:p>
+        </w:tc>
+        <w:tc>
+          <w:tcPr>
+            <w:tcW w:type="dxa" w:w="800"/>
+          </w:tcPr>
+          <w:p>
+            <w:r>
+              <w:rPr>
+                <w:b w:val="false"/>
+                <w:bCs w:val="false"/>
+                <w:sz w:val="18"/>
+                <w:szCs w:val="18"/>
+              </w:rPr>
+              <w:t xml:space="preserve">yes</w:t>
+            </w:r>
+          </w:p>
+        </w:tc>
+      </w:tr>
+      <w:tr>
+        <w:tc>
+          <w:tcPr>
+            <w:tcW w:type="dxa" w:w="1100"/>
+          </w:tcPr>
+          <w:p>
+            <w:r>
+              <w:rPr>
+                <w:b w:val="false"/>
+                <w:bCs w:val="false"/>
+                <w:sz w:val="18"/>
+                <w:szCs w:val="18"/>
+              </w:rPr>
+              <w:t xml:space="preserve">margin</w:t>
+            </w:r>
+          </w:p>
+        </w:tc>
+        <w:tc>
+          <w:tcPr>
+            <w:tcW w:type="dxa" w:w="2600"/>
+          </w:tcPr>
+          <w:p>
+            <w:r>
+              <w:rPr>
+                <w:b w:val="false"/>
+                <w:bCs w:val="false"/>
+                <w:sz w:val="18"/>
+                <w:szCs w:val="18"/>
+              </w:rPr>
+              <w:t xml:space="preserve">Consumer-adhesives margin improvement toward peer levels</w:t>
+            </w:r>
+          </w:p>
+        </w:tc>
+        <w:tc>
+          <w:tcPr>
+            <w:tcW w:type="dxa" w:w="2400"/>
+          </w:tcPr>
+          <w:p>
+            <w:r>
+              <w:rPr>
+                <w:b w:val="false"/>
+                <w:bCs w:val="false"/>
+                <w:sz w:val="18"/>
+                <w:szCs w:val="18"/>
+              </w:rPr>
+              <w:t xml:space="preserve">Jivanjor ~9% operating margin vs 20%+ for Pidilite/Jyoti Resins while growing 16-17%</w:t>
+            </w:r>
+          </w:p>
+        </w:tc>
+        <w:tc>
+          <w:tcPr>
+            <w:tcW w:type="dxa" w:w="900"/>
+          </w:tcPr>
+          <w:p>
+            <w:r>
+              <w:rPr>
+                <w:b w:val="false"/>
+                <w:bCs w:val="false"/>
+                <w:sz w:val="18"/>
+                <w:szCs w:val="18"/>
+              </w:rPr>
+              <w:t xml:space="preserve">FY28</w:t>
+            </w:r>
+          </w:p>
+        </w:tc>
+        <w:tc>
+          <w:tcPr>
+            <w:tcW w:type="dxa" w:w="1200"/>
+          </w:tcPr>
+          <w:p>
+            <w:r>
+              <w:rPr>
+                <w:b w:val="false"/>
+                <w:bCs w:val="false"/>
+                <w:sz w:val="18"/>
+                <w:szCs w:val="18"/>
+              </w:rPr>
+              <w:t xml:space="preserve">expectation</w:t>
+            </w:r>
+          </w:p>
+        </w:tc>
+        <w:tc>
+          <w:tcPr>
+            <w:tcW w:type="dxa" w:w="800"/>
+          </w:tcPr>
+          <w:p>
+            <w:r>
+              <w:rPr>
+                <w:b w:val="false"/>
+                <w:bCs w:val="false"/>
+                <w:sz w:val="18"/>
+                <w:szCs w:val="18"/>
+              </w:rPr>
+              <w:t xml:space="preserve"/>
+            </w:r>
+          </w:p>
+        </w:tc>
+      </w:tr>
+    </w:tbl>
+    <w:p>
+      <w:pPr>
+        <w:spacing w:after="60" w:before="120"/>
+      </w:pPr>
+      <w:r>
+        <w:rPr>
+          <w:b/>
+          <w:bCs/>
+          <w:sz w:val="20"/>
+          <w:szCs w:val="20"/>
+        </w:rPr>
+        <w:t xml:space="preserve">Earnings chain: </w:t>
+      </w:r>
+      <w:r>
+        <w:rPr>
+          <w:b w:val="false"/>
+          <w:bCs w:val="false"/>
+          <w:sz w:val="20"/>
+          <w:szCs w:val="20"/>
+        </w:rPr>
+        <w:t xml:space="preserve">VP-latex / SPVA niche demand + adhesives share gains</w:t>
+      </w:r>
+      <w:r>
+        <w:rPr>
+          <w:color w:val="666666"/>
+          <w:sz w:val="20"/>
+          <w:szCs w:val="20"/>
+        </w:rPr>
+        <w:t xml:space="preserve"> → </w:t>
+      </w:r>
+      <w:r>
+        <w:rPr>
+          <w:b w:val="false"/>
+          <w:bCs w:val="false"/>
+          <w:sz w:val="20"/>
+          <w:szCs w:val="20"/>
+        </w:rPr>
+        <w:t xml:space="preserve">segment revenue growth (polymers +27%, agri soft)</w:t>
+      </w:r>
+      <w:r>
+        <w:rPr>
+          <w:color w:val="666666"/>
+          <w:sz w:val="20"/>
+          <w:szCs w:val="20"/>
+        </w:rPr>
+        <w:t xml:space="preserve"> → </w:t>
+      </w:r>
+      <w:r>
+        <w:rPr>
+          <w:b/>
+          <w:bCs/>
+          <w:color w:val="A32020"/>
+          <w:sz w:val="20"/>
+          <w:szCs w:val="20"/>
+        </w:rPr>
+        <w:t xml:space="preserve">EBITDA (margin reset ~13%)</w:t>
+      </w:r>
+      <w:r>
+        <w:rPr>
+          <w:color w:val="666666"/>
+          <w:sz w:val="20"/>
+          <w:szCs w:val="20"/>
+        </w:rPr>
+        <w:t xml:space="preserve"> → </w:t>
+      </w:r>
+      <w:r>
+        <w:rPr>
+          <w:b w:val="false"/>
+          <w:bCs w:val="false"/>
+          <w:sz w:val="20"/>
+          <w:szCs w:val="20"/>
+        </w:rPr>
+        <w:t xml:space="preserve">PAT</w:t>
+      </w:r>
+      <w:r>
+        <w:rPr>
+          <w:color w:val="666666"/>
+          <w:sz w:val="20"/>
+          <w:szCs w:val="20"/>
+        </w:rPr>
+        <w:t xml:space="preserve"> → </w:t>
+      </w:r>
+      <w:r>
+        <w:rPr>
+          <w:b w:val="false"/>
+          <w:bCs w:val="false"/>
+          <w:sz w:val="20"/>
+          <w:szCs w:val="20"/>
+        </w:rPr>
+        <w:t xml:space="preserve">demerger -&gt; separate listing of polymers vs agri</w:t>
+      </w:r>
+      <w:r>
+        <w:rPr>
+          <w:color w:val="666666"/>
+          <w:sz w:val="20"/>
+          <w:szCs w:val="20"/>
+        </w:rPr>
+        <w:t xml:space="preserve"> → </w:t>
+      </w:r>
+      <w:r>
+        <w:rPr>
+          <w:b w:val="false"/>
+          <w:bCs w:val="false"/>
+          <w:sz w:val="20"/>
+          <w:szCs w:val="20"/>
+        </w:rPr>
+        <w:t xml:space="preserve">re-rating of the retained high-ROCE entity</w:t>
+      </w:r>
+    </w:p>
+    <w:p>
+      <w:pPr>
+        <w:spacing w:after="120"/>
+      </w:pPr>
+      <w:r>
+        <w:rPr>
+          <w:color w:val="666666"/>
+          <w:sz w:val="18"/>
+          <w:szCs w:val="18"/>
+        </w:rPr>
+        <w:t xml:space="preserve">Bottleneck link: EBITDA (margin reset ~13%).</w:t>
+      </w:r>
+    </w:p>
+    <w:p>
+      <w:pPr>
+        <w:spacing w:after="120"/>
+      </w:pPr>
+      <w:r>
+        <w:rPr>
+          <w:color w:val="666666"/>
+          <w:sz w:val="18"/>
+          <w:szCs w:val="18"/>
+        </w:rPr>
+        <w:t xml:space="preserve">Operating leverage: unclear - Q1 FY27 revenue +18% but EBITDA +7% (margin down ~100 bps); agri drag and adhesive dilution are offsetting polymer leverage</w:t>
+      </w:r>
+    </w:p>
+    <w:p>
+      <w:pPr>
+        <w:spacing w:after="120"/>
+      </w:pPr>
+      <w:r>
+        <w:rPr>
+          <w:color w:val="666666"/>
+          <w:sz w:val="18"/>
+          <w:szCs w:val="18"/>
+        </w:rPr>
+        <w:t xml:space="preserve">Evidenced: VP-latex / SPVA niche demand + adhesives share gains; segment revenue growth (polymers +27%, agri soft); EBITDA (margin reset ~13%); PAT. Still assumed: demerger -&gt; separate listing of polymers vs agri; re-rating of the retained high-ROCE entity.</w:t>
+      </w:r>
+    </w:p>
+    <w:p>
+      <w:pPr>
+        <w:spacing w:after="120"/>
+      </w:pPr>
+      <w:r>
+        <w:rPr>
+          <w:b/>
+          <w:bCs/>
+          <w:sz w:val="20"/>
+          <w:szCs w:val="20"/>
+        </w:rPr>
+        <w:t xml:space="preserve">Market expectation vs. our path:</w:t>
       </w:r>
     </w:p>
     <w:tbl>
@@ -319,125 +1450,287 @@
                 <w:b/>
                 <w:bCs/>
               </w:rPr>
-              <w:t xml:space="preserve">Theme</w:t>
-            </w:r>
-          </w:p>
-        </w:tc>
-        <w:tc>
-          <w:tcPr>
-            <w:tcW w:type="dxa" w:w="5800"/>
-          </w:tcPr>
-          <w:p>
-            <w:r>
-              <w:t xml:space="preserve">Niche B2B specialty-polymer supply chains (tyre-cord reinforcement, chewing-gum base) — not a current active_themes.json entry, added because the deep read made the chain position clear</w:t>
-            </w:r>
-          </w:p>
-        </w:tc>
-      </w:tr>
-      <w:tr>
-        <w:tc>
-          <w:tcPr>
-            <w:tcW w:type="dxa" w:w="3200"/>
-            <w:shd w:fill="F2F2F2" w:val="clear"/>
-          </w:tcPr>
-          <w:p>
-            <w:r>
-              <w:rPr>
-                <w:b/>
-                <w:bCs/>
-              </w:rPr>
-              <w:t xml:space="preserve">This company's position</w:t>
-            </w:r>
-          </w:p>
-        </w:tc>
-        <w:tc>
-          <w:tcPr>
-            <w:tcW w:type="dxa" w:w="5800"/>
-          </w:tcPr>
-          <w:p>
-            <w:r>
-              <w:t xml:space="preserve">India's largest VP-latex producer (tyre-cord dipping/reinforcement input for tyre and tyre-fabric manufacturers) and among the global top-2 producers of SPVA/ester gum (the chewy-backbone/binding input for chewing-gum and bubble-gum manufacturers), plus a regional #1 SSP fertilizer brand (Ramban) in UP/Uttarakhand.</w:t>
-            </w:r>
-          </w:p>
-        </w:tc>
-      </w:tr>
-      <w:tr>
-        <w:tc>
-          <w:tcPr>
-            <w:tcW w:type="dxa" w:w="3200"/>
-            <w:shd w:fill="F2F2F2" w:val="clear"/>
-          </w:tcPr>
-          <w:p>
-            <w:r>
-              <w:rPr>
-                <w:b/>
-                <w:bCs/>
-              </w:rPr>
-              <w:t xml:space="preserve">Bottleneck node (pricing power)</w:t>
-            </w:r>
-          </w:p>
-        </w:tc>
-        <w:tc>
-          <w:tcPr>
-            <w:tcW w:type="dxa" w:w="5800"/>
-          </w:tcPr>
-          <w:p>
-            <w:r>
-              <w:t xml:space="preserve">Technical/quality-certification barriers in specialty latex grades (VP) and food-grade polymer specs (SPVA/ester gum) — few dedicated global producers in either niche, unlike commodity SBR latex.</w:t>
-            </w:r>
-          </w:p>
-        </w:tc>
-      </w:tr>
-      <w:tr>
-        <w:tc>
-          <w:tcPr>
-            <w:tcW w:type="dxa" w:w="3200"/>
-            <w:shd w:fill="F2F2F2" w:val="clear"/>
-          </w:tcPr>
-          <w:p>
-            <w:r>
-              <w:rPr>
-                <w:b/>
-                <w:bCs/>
-              </w:rPr>
-              <w:t xml:space="preserve">Supply-side status</w:t>
-            </w:r>
-          </w:p>
-        </w:tc>
-        <w:tc>
-          <w:tcPr>
-            <w:tcW w:type="dxa" w:w="5800"/>
-          </w:tcPr>
-          <w:p>
-            <w:r>
-              <w:t xml:space="preserve">unclear</w:t>
-            </w:r>
-          </w:p>
-        </w:tc>
-      </w:tr>
-      <w:tr>
-        <w:tc>
-          <w:tcPr>
-            <w:tcW w:type="dxa" w:w="3200"/>
-            <w:shd w:fill="F2F2F2" w:val="clear"/>
-          </w:tcPr>
-          <w:p>
-            <w:r>
-              <w:rPr>
-                <w:b/>
-                <w:bCs/>
-              </w:rPr>
-              <w:t xml:space="preserve">Adjacent-node peers</w:t>
-            </w:r>
-          </w:p>
-        </w:tc>
-        <w:tc>
-          <w:tcPr>
-            <w:tcW w:type="dxa" w:w="5800"/>
-          </w:tcPr>
-          <w:p>
-            <w:r>
-              <w:t xml:space="preserve">Pidilite Industries (adhesives), Jyoti Resins/Euro (adhesives), Coromandel International (fertilizers), Chambal Fertilizers (fertilizers)</w:t>
+              <w:t xml:space="preserve">As of</w:t>
+            </w:r>
+          </w:p>
+        </w:tc>
+        <w:tc>
+          <w:tcPr>
+            <w:tcW w:type="dxa" w:w="5800"/>
+          </w:tcPr>
+          <w:p>
+            <w:r>
+              <w:t xml:space="preserve">2026-09-08</w:t>
+            </w:r>
+          </w:p>
+        </w:tc>
+      </w:tr>
+      <w:tr>
+        <w:tc>
+          <w:tcPr>
+            <w:tcW w:type="dxa" w:w="3200"/>
+            <w:shd w:fill="F2F2F2" w:val="clear"/>
+          </w:tcPr>
+          <w:p>
+            <w:r>
+              <w:rPr>
+                <w:b/>
+                <w:bCs/>
+              </w:rPr>
+              <w:t xml:space="preserve">Price / multiple</w:t>
+            </w:r>
+          </w:p>
+        </w:tc>
+        <w:tc>
+          <w:tcPr>
+            <w:tcW w:type="dxa" w:w="5800"/>
+          </w:tcPr>
+          <w:p>
+            <w:r>
+              <w:t xml:space="preserve">Rs 2178 · 26x P/E</w:t>
+            </w:r>
+          </w:p>
+        </w:tc>
+      </w:tr>
+      <w:tr>
+        <w:tc>
+          <w:tcPr>
+            <w:tcW w:type="dxa" w:w="3200"/>
+            <w:shd w:fill="F2F2F2" w:val="clear"/>
+          </w:tcPr>
+          <w:p>
+            <w:r>
+              <w:rPr>
+                <w:b/>
+                <w:bCs/>
+              </w:rPr>
+              <w:t xml:space="preserve">Right valuation lens</w:t>
+            </w:r>
+          </w:p>
+        </w:tc>
+        <w:tc>
+          <w:tcPr>
+            <w:tcW w:type="dxa" w:w="5800"/>
+          </w:tcPr>
+          <w:p>
+            <w:r>
+              <w:t xml:space="preserve">P/E</w:t>
+            </w:r>
+          </w:p>
+        </w:tc>
+      </w:tr>
+      <w:tr>
+        <w:tc>
+          <w:tcPr>
+            <w:tcW w:type="dxa" w:w="3200"/>
+            <w:shd w:fill="F2F2F2" w:val="clear"/>
+          </w:tcPr>
+          <w:p>
+            <w:r>
+              <w:rPr>
+                <w:b/>
+                <w:bCs/>
+              </w:rPr>
+              <w:t xml:space="preserve">Price implies</w:t>
+            </w:r>
+          </w:p>
+        </w:tc>
+        <w:tc>
+          <w:tcPr>
+            <w:tcW w:type="dxa" w:w="5800"/>
+          </w:tcPr>
+          <w:p>
+            <w:r>
+              <w:t xml:space="preserve">~26x trailing for ~28% ROE implies the market expects low-to-mid-teens EPS growth with a modest post-demerger re-rating; a ~20-24x exit on a mid-teens grower makes today's price roughly fair</w:t>
+            </w:r>
+          </w:p>
+        </w:tc>
+      </w:tr>
+      <w:tr>
+        <w:tc>
+          <w:tcPr>
+            <w:tcW w:type="dxa" w:w="3200"/>
+            <w:shd w:fill="F2F2F2" w:val="clear"/>
+          </w:tcPr>
+          <w:p>
+            <w:r>
+              <w:rPr>
+                <w:b/>
+                <w:bCs/>
+              </w:rPr>
+              <w:t xml:space="preserve">Our FY27</w:t>
+            </w:r>
+          </w:p>
+        </w:tc>
+        <w:tc>
+          <w:tcPr>
+            <w:tcW w:type="dxa" w:w="5800"/>
+          </w:tcPr>
+          <w:p>
+            <w:r>
+              <w:t xml:space="preserve">revenue +15-18%, EBITDA +8-12% (margin ~13-13.5%), PAT +8-12%</w:t>
+            </w:r>
+          </w:p>
+        </w:tc>
+      </w:tr>
+      <w:tr>
+        <w:tc>
+          <w:tcPr>
+            <w:tcW w:type="dxa" w:w="3200"/>
+            <w:shd w:fill="F2F2F2" w:val="clear"/>
+          </w:tcPr>
+          <w:p>
+            <w:r>
+              <w:rPr>
+                <w:b/>
+                <w:bCs/>
+              </w:rPr>
+              <w:t xml:space="preserve">Our FY28</w:t>
+            </w:r>
+          </w:p>
+        </w:tc>
+        <w:tc>
+          <w:tcPr>
+            <w:tcW w:type="dxa" w:w="5800"/>
+          </w:tcPr>
+          <w:p>
+            <w:r>
+              <w:t xml:space="preserve">retained polymers/adhesives entity re-rates modestly on separate listing; combined SOTP ~15-20% above current per two independent community cuts</w:t>
+            </w:r>
+          </w:p>
+        </w:tc>
+      </w:tr>
+      <w:tr>
+        <w:tc>
+          <w:tcPr>
+            <w:tcW w:type="dxa" w:w="3200"/>
+            <w:shd w:fill="F2F2F2" w:val="clear"/>
+          </w:tcPr>
+          <w:p>
+            <w:r>
+              <w:rPr>
+                <w:b/>
+                <w:bCs/>
+              </w:rPr>
+              <w:t xml:space="preserve">Gap direction</w:t>
+            </w:r>
+          </w:p>
+        </w:tc>
+        <w:tc>
+          <w:tcPr>
+            <w:tcW w:type="dxa" w:w="5800"/>
+          </w:tcPr>
+          <w:p>
+            <w:r>
+              <w:t xml:space="preserve">priced-in</w:t>
+            </w:r>
+          </w:p>
+        </w:tc>
+      </w:tr>
+      <w:tr>
+        <w:tc>
+          <w:tcPr>
+            <w:tcW w:type="dxa" w:w="3200"/>
+            <w:shd w:fill="F2F2F2" w:val="clear"/>
+          </w:tcPr>
+          <w:p>
+            <w:r>
+              <w:rPr>
+                <w:b/>
+                <w:bCs/>
+              </w:rPr>
+              <w:t xml:space="preserve">Gap type</w:t>
+            </w:r>
+          </w:p>
+        </w:tc>
+        <w:tc>
+          <w:tcPr>
+            <w:tcW w:type="dxa" w:w="5800"/>
+          </w:tcPr>
+          <w:p>
+            <w:r>
+              <w:t xml:space="preserve">duration</w:t>
+            </w:r>
+          </w:p>
+        </w:tc>
+      </w:tr>
+      <w:tr>
+        <w:tc>
+          <w:tcPr>
+            <w:tcW w:type="dxa" w:w="3200"/>
+            <w:shd w:fill="F2F2F2" w:val="clear"/>
+          </w:tcPr>
+          <w:p>
+            <w:r>
+              <w:rPr>
+                <w:b/>
+                <w:bCs/>
+              </w:rPr>
+              <w:t xml:space="preserve">Gap magnitude</w:t>
+            </w:r>
+          </w:p>
+        </w:tc>
+        <w:tc>
+          <w:tcPr>
+            <w:tcW w:type="dxa" w:w="5800"/>
+          </w:tcPr>
+          <w:p>
+            <w:r>
+              <w:t xml:space="preserve">not estimable</w:t>
+            </w:r>
+          </w:p>
+        </w:tc>
+      </w:tr>
+      <w:tr>
+        <w:tc>
+          <w:tcPr>
+            <w:tcW w:type="dxa" w:w="3200"/>
+            <w:shd w:fill="F2F2F2" w:val="clear"/>
+          </w:tcPr>
+          <w:p>
+            <w:r>
+              <w:rPr>
+                <w:b/>
+                <w:bCs/>
+              </w:rPr>
+              <w:t xml:space="preserve">Gap basis</w:t>
+            </w:r>
+          </w:p>
+        </w:tc>
+        <w:tc>
+          <w:tcPr>
+            <w:tcW w:type="dxa" w:w="5800"/>
+          </w:tcPr>
+          <w:p>
+            <w:r>
+              <w:t xml:space="preserve">our earnings path and the community SOTP both roughly equal what a ~26x multiple already assumes; the debate is the quality/durability of compounding, not a mispriced near-term unlock</w:t>
+            </w:r>
+          </w:p>
+        </w:tc>
+      </w:tr>
+      <w:tr>
+        <w:tc>
+          <w:tcPr>
+            <w:tcW w:type="dxa" w:w="3200"/>
+            <w:shd w:fill="F2F2F2" w:val="clear"/>
+          </w:tcPr>
+          <w:p>
+            <w:r>
+              <w:rPr>
+                <w:b/>
+                <w:bCs/>
+              </w:rPr>
+              <w:t xml:space="preserve">Evidence quality</w:t>
+            </w:r>
+          </w:p>
+        </w:tc>
+        <w:tc>
+          <w:tcPr>
+            <w:tcW w:type="dxa" w:w="5800"/>
+          </w:tcPr>
+          <w:p>
+            <w:r>
+              <w:t xml:space="preserve">moderate</w:t>
             </w:r>
           </w:p>
         </w:tc>
@@ -447,13 +1740,44 @@
       <w:pPr>
         <w:spacing w:after="120"/>
       </w:pPr>
+      <w:r>
+        <w:rPr>
+          <w:i/>
+          <w:iCs/>
+          <w:color w:val="666666"/>
+          <w:sz w:val="16"/>
+          <w:szCs w:val="16"/>
+        </w:rPr>
+        <w:t xml:space="preserve">no broker consensus; implied path is a reverse-P/E estimate + screener.in forward figures + VP thread view</w:t>
+      </w:r>
+    </w:p>
+    <w:p>
+      <w:pPr>
+        <w:spacing w:after="120" w:before="120"/>
+      </w:pPr>
+      <w:r>
+        <w:rPr>
+          <w:b/>
+          <w:bCs/>
+          <w:sz w:val="20"/>
+          <w:szCs w:val="20"/>
+        </w:rPr>
+        <w:t xml:space="preserve">Catalyst: </w:t>
+      </w:r>
+      <w:r>
+        <w:rPr>
+          <w:sz w:val="20"/>
+          <w:szCs w:val="20"/>
+        </w:rPr>
+        <w:t xml:space="preserve">NCLT Second Motion sanction, record date and separate listing of Jubilant Agri Solutions Ltd; first standalone disclosures for the retained polymers/adhesives entity</w:t>
+      </w:r>
       <w:r>
         <w:rPr>
           <w:color w:val="666666"/>
           <w:sz w:val="18"/>
           <w:szCs w:val="18"/>
         </w:rPr>
-        <w:t xml:space="preserve">The polymer/latex value-chain position (VP-latex, SPVA) is the genuine technical moat; the adhesives-segment position is structurally weaker (challenger brand against Pidilite's dominant share) and the fertilizer position is a regional-scale commodity play subject to subsidy policy, not a chain bottleneck.</w:t>
+        <w:t xml:space="preserve"> (window ~6M from 2026-09-08; dated; evidence med; pending)</w:t>
       </w:r>
     </w:p>
     <w:p>
@@ -462,15 +1786,727 @@
         <w:spacing w:after="120" w:before="280"/>
       </w:pPr>
       <w:r>
-        <w:t xml:space="preserve">Technical Read (Weekly / Monthly MACD + Bollinger Bands, or RSI/CCI/Williams %R proxy)</w:t>
-      </w:r>
-    </w:p>
-    <w:p>
-      <w:pPr>
-        <w:spacing w:after="120"/>
-      </w:pPr>
-      <w:r>
-        <w:t xml:space="preserve">Not independently pulled this pass.</w:t>
+        <w:t xml:space="preserve">Ishmohit-Lens Checks (value chain · earnings quality · growth trajectory · management · quality metrics · track record · global-signal check)</w:t>
+      </w:r>
+    </w:p>
+    <w:p>
+      <w:pPr>
+        <w:spacing w:after="120"/>
+      </w:pPr>
+      <w:r>
+        <w:rPr>
+          <w:i/>
+          <w:iCs/>
+          <w:color w:val="666666"/>
+          <w:sz w:val="18"/>
+          <w:szCs w:val="18"/>
+        </w:rPr>
+        <w:t xml:space="preserve">Extra checks drawn from @ishmohit1 / SOIC methodology (playbook/ishmohit-soic-style.md): where the company sits in its value chain and what the supply side is doing, whether a margin/PAT inflection is structural or a cyclical peak, the rate-of-change of growth vs. what the multiple demands, and management quality as a positive attribute.</w:t>
+      </w:r>
+    </w:p>
+    <w:p>
+      <w:pPr>
+        <w:spacing w:after="120"/>
+      </w:pPr>
+      <w:r>
+        <w:rPr>
+          <w:b/>
+          <w:bCs/>
+          <w:sz w:val="20"/>
+          <w:szCs w:val="20"/>
+        </w:rPr>
+        <w:t xml:space="preserve">Value chain &amp; supply side:</w:t>
+      </w:r>
+    </w:p>
+    <w:tbl>
+      <w:tblPr>
+        <w:tblW w:type="dxa" w:w="9000"/>
+        <w:tblBorders>
+          <w:top w:val="single" w:color="auto" w:sz="4"/>
+          <w:left w:val="single" w:color="auto" w:sz="4"/>
+          <w:bottom w:val="single" w:color="auto" w:sz="4"/>
+          <w:right w:val="single" w:color="auto" w:sz="4"/>
+          <w:insideH w:val="single" w:color="auto" w:sz="4"/>
+          <w:insideV w:val="single" w:color="auto" w:sz="4"/>
+        </w:tblBorders>
+      </w:tblPr>
+      <w:tblGrid>
+        <w:gridCol w:w="3200"/>
+        <w:gridCol w:w="5800"/>
+      </w:tblGrid>
+      <w:tr>
+        <w:tc>
+          <w:tcPr>
+            <w:tcW w:type="dxa" w:w="3200"/>
+            <w:shd w:fill="F2F2F2" w:val="clear"/>
+          </w:tcPr>
+          <w:p>
+            <w:r>
+              <w:rPr>
+                <w:b/>
+                <w:bCs/>
+              </w:rPr>
+              <w:t xml:space="preserve">Theme</w:t>
+            </w:r>
+          </w:p>
+        </w:tc>
+        <w:tc>
+          <w:tcPr>
+            <w:tcW w:type="dxa" w:w="5800"/>
+          </w:tcPr>
+          <w:p>
+            <w:r>
+              <w:t xml:space="preserve">Niche B2B specialty-polymer supply chains (tyre-cord reinforcement, chewing-gum base) - not a current active_themes.json entry, added because the deep read made the chain position clear</w:t>
+            </w:r>
+          </w:p>
+        </w:tc>
+      </w:tr>
+      <w:tr>
+        <w:tc>
+          <w:tcPr>
+            <w:tcW w:type="dxa" w:w="3200"/>
+            <w:shd w:fill="F2F2F2" w:val="clear"/>
+          </w:tcPr>
+          <w:p>
+            <w:r>
+              <w:rPr>
+                <w:b/>
+                <w:bCs/>
+              </w:rPr>
+              <w:t xml:space="preserve">This company's position</w:t>
+            </w:r>
+          </w:p>
+        </w:tc>
+        <w:tc>
+          <w:tcPr>
+            <w:tcW w:type="dxa" w:w="5800"/>
+          </w:tcPr>
+          <w:p>
+            <w:r>
+              <w:t xml:space="preserve">India's largest VP-latex producer (tyre-cord dipping/reinforcement input for tyre and tyre-fabric manufacturers) and among the global top-2 producers of SPVA/ester gum (the chewy-backbone/binding input for chewing-gum and bubble-gum manufacturers), plus a regional #1 SSP fertilizer brand (Ramban) in UP/Uttarakhand.</w:t>
+            </w:r>
+          </w:p>
+        </w:tc>
+      </w:tr>
+      <w:tr>
+        <w:tc>
+          <w:tcPr>
+            <w:tcW w:type="dxa" w:w="3200"/>
+            <w:shd w:fill="F2F2F2" w:val="clear"/>
+          </w:tcPr>
+          <w:p>
+            <w:r>
+              <w:rPr>
+                <w:b/>
+                <w:bCs/>
+              </w:rPr>
+              <w:t xml:space="preserve">Bottleneck node (pricing power)</w:t>
+            </w:r>
+          </w:p>
+        </w:tc>
+        <w:tc>
+          <w:tcPr>
+            <w:tcW w:type="dxa" w:w="5800"/>
+          </w:tcPr>
+          <w:p>
+            <w:r>
+              <w:t xml:space="preserve">Technical/quality-certification barriers in specialty latex grades (VP) and food-grade polymer specs (SPVA/ester gum) - few dedicated global producers in either niche, unlike commodity SBR latex.</w:t>
+            </w:r>
+          </w:p>
+        </w:tc>
+      </w:tr>
+      <w:tr>
+        <w:tc>
+          <w:tcPr>
+            <w:tcW w:type="dxa" w:w="3200"/>
+            <w:shd w:fill="F2F2F2" w:val="clear"/>
+          </w:tcPr>
+          <w:p>
+            <w:r>
+              <w:rPr>
+                <w:b/>
+                <w:bCs/>
+              </w:rPr>
+              <w:t xml:space="preserve">Supply-side status</w:t>
+            </w:r>
+          </w:p>
+        </w:tc>
+        <w:tc>
+          <w:tcPr>
+            <w:tcW w:type="dxa" w:w="5800"/>
+          </w:tcPr>
+          <w:p>
+            <w:r>
+              <w:t xml:space="preserve">unclear</w:t>
+            </w:r>
+          </w:p>
+        </w:tc>
+      </w:tr>
+      <w:tr>
+        <w:tc>
+          <w:tcPr>
+            <w:tcW w:type="dxa" w:w="3200"/>
+            <w:shd w:fill="F2F2F2" w:val="clear"/>
+          </w:tcPr>
+          <w:p>
+            <w:r>
+              <w:rPr>
+                <w:b/>
+                <w:bCs/>
+              </w:rPr>
+              <w:t xml:space="preserve">Adjacent-node peers</w:t>
+            </w:r>
+          </w:p>
+        </w:tc>
+        <w:tc>
+          <w:tcPr>
+            <w:tcW w:type="dxa" w:w="5800"/>
+          </w:tcPr>
+          <w:p>
+            <w:r>
+              <w:t xml:space="preserve">Pidilite Industries (adhesives), Jyoti Resins/Euro (adhesives), Coromandel International (fertilizers), Chambal Fertilizers (fertilizers)</w:t>
+            </w:r>
+          </w:p>
+        </w:tc>
+      </w:tr>
+    </w:tbl>
+    <w:p>
+      <w:pPr>
+        <w:spacing w:after="120"/>
+      </w:pPr>
+      <w:r>
+        <w:rPr>
+          <w:color w:val="666666"/>
+          <w:sz w:val="18"/>
+          <w:szCs w:val="18"/>
+        </w:rPr>
+        <w:t xml:space="preserve">The polymer/latex value-chain position (VP-latex, SPVA) is the genuine technical moat; the adhesives-segment position is structurally weaker (challenger brand against Pidilite's dominant share) and the fertilizer position is a regional-scale commodity play subject to subsidy policy, not a chain bottleneck.</w:t>
+      </w:r>
+    </w:p>
+    <w:p>
+      <w:pPr>
+        <w:spacing w:after="60" w:before="120"/>
+      </w:pPr>
+      <w:r>
+        <w:rPr>
+          <w:b/>
+          <w:bCs/>
+          <w:sz w:val="20"/>
+          <w:szCs w:val="20"/>
+        </w:rPr>
+        <w:t xml:space="preserve">Earnings quality: </w:t>
+      </w:r>
+      <w:r>
+        <w:rPr>
+          <w:sz w:val="20"/>
+          <w:szCs w:val="20"/>
+        </w:rPr>
+        <w:t xml:space="preserve">margin driver mixed</w:t>
+      </w:r>
+      <w:r>
+        <w:rPr>
+          <w:b/>
+          <w:bCs/>
+          <w:color w:val="A32020"/>
+          <w:sz w:val="20"/>
+          <w:szCs w:val="20"/>
+        </w:rPr>
+        <w:t xml:space="preserve"/>
+      </w:r>
+    </w:p>
+    <w:p>
+      <w:pPr>
+        <w:spacing w:after="120"/>
+      </w:pPr>
+      <w:r>
+        <w:rPr>
+          <w:color w:val="666666"/>
+          <w:sz w:val="18"/>
+          <w:szCs w:val="18"/>
+        </w:rPr>
+        <w:t xml:space="preserve">Drivers: VP-latex / SPVA niche pricing (structural technical-barrier margins); agri/fertilizer subsidy timing and monsoon-linked demand (cyclical); consumer-adhesives mix - growing but margin-dilutive at ~9%.</w:t>
+      </w:r>
+    </w:p>
+    <w:p>
+      <w:pPr>
+        <w:spacing w:after="120"/>
+      </w:pPr>
+      <w:r>
+        <w:rPr>
+          <w:color w:val="666666"/>
+          <w:sz w:val="18"/>
+          <w:szCs w:val="18"/>
+        </w:rPr>
+        <w:t xml:space="preserve">Q1 FY27 EBITDA margin actually fell ~100 bps to 13.0% on the agri drag and adhesive dilution; the polymer segment margins are not obviously cycle-high. The risk here is margin staying capped in the low-teens as the adhesive mix rises, not mean-reversion from a peak.</w:t>
+      </w:r>
+    </w:p>
+    <w:p>
+      <w:pPr>
+        <w:spacing w:after="60" w:before="120"/>
+      </w:pPr>
+      <w:r>
+        <w:rPr>
+          <w:b/>
+          <w:bCs/>
+          <w:sz w:val="20"/>
+          <w:szCs w:val="20"/>
+        </w:rPr>
+        <w:t xml:space="preserve">Growth trajectory: </w:t>
+      </w:r>
+      <w:r>
+        <w:rPr>
+          <w:b w:val="false"/>
+          <w:bCs w:val="false"/>
+          <w:sz w:val="20"/>
+          <w:szCs w:val="20"/>
+        </w:rPr>
+        <w:t xml:space="preserve">YoY growth rate is lumpy</w:t>
+      </w:r>
+    </w:p>
+    <w:p>
+      <w:pPr>
+        <w:spacing w:after="120"/>
+      </w:pPr>
+      <w:r>
+        <w:rPr>
+          <w:color w:val="666666"/>
+          <w:sz w:val="18"/>
+          <w:szCs w:val="18"/>
+        </w:rPr>
+        <w:t xml:space="preserve">5-yr revenue CAGR ~25% but with an agri-driven lumpiness (one TTM snapshot showed -15% de-growth). Q1 FY27 revenue +18% YoY but EBITDA +7% and PAT +5%; Performance Polymers +27%, agri soft. The blended earnings-growth rate is mid-single to low-double digits, not a smooth compounder.</w:t>
+      </w:r>
+    </w:p>
+    <w:p>
+      <w:pPr>
+        <w:spacing w:after="120"/>
+      </w:pPr>
+      <w:r>
+        <w:rPr>
+          <w:color w:val="666666"/>
+          <w:sz w:val="18"/>
+          <w:szCs w:val="18"/>
+        </w:rPr>
+        <w:t xml:space="preserve">Reverse P/E: ~26x trailing needs only low-to-mid-teens EPS CAGR at a ~20-24x exit to be fair; the recent single-digit EBITDA/PAT growth is at or slightly below that, so the multiple is roughly full pending the demerger re-rating.</w:t>
+      </w:r>
+    </w:p>
+    <w:p>
+      <w:pPr>
+        <w:spacing w:after="120"/>
+      </w:pPr>
+      <w:r>
+        <w:rPr>
+          <w:b/>
+          <w:bCs/>
+          <w:sz w:val="20"/>
+          <w:szCs w:val="20"/>
+        </w:rPr>
+        <w:t xml:space="preserve">Management quality (TVGP's "P"):</w:t>
+      </w:r>
+    </w:p>
+    <w:tbl>
+      <w:tblPr>
+        <w:tblW w:type="dxa" w:w="9000"/>
+        <w:tblBorders>
+          <w:top w:val="single" w:color="auto" w:sz="4"/>
+          <w:left w:val="single" w:color="auto" w:sz="4"/>
+          <w:bottom w:val="single" w:color="auto" w:sz="4"/>
+          <w:right w:val="single" w:color="auto" w:sz="4"/>
+          <w:insideH w:val="single" w:color="auto" w:sz="4"/>
+          <w:insideV w:val="single" w:color="auto" w:sz="4"/>
+        </w:tblBorders>
+      </w:tblPr>
+      <w:tblGrid>
+        <w:gridCol w:w="3200"/>
+        <w:gridCol w:w="5800"/>
+      </w:tblGrid>
+      <w:tr>
+        <w:tc>
+          <w:tcPr>
+            <w:tcW w:type="dxa" w:w="3200"/>
+            <w:shd w:fill="F2F2F2" w:val="clear"/>
+          </w:tcPr>
+          <w:p>
+            <w:r>
+              <w:rPr>
+                <w:b/>
+                <w:bCs/>
+              </w:rPr>
+              <w:t xml:space="preserve">Assessment</w:t>
+            </w:r>
+          </w:p>
+        </w:tc>
+        <w:tc>
+          <w:tcPr>
+            <w:tcW w:type="dxa" w:w="5800"/>
+          </w:tcPr>
+          <w:p>
+            <w:r>
+              <w:t xml:space="preserve">neutral</w:t>
+            </w:r>
+          </w:p>
+        </w:tc>
+      </w:tr>
+      <w:tr>
+        <w:tc>
+          <w:tcPr>
+            <w:tcW w:type="dxa" w:w="3200"/>
+            <w:shd w:fill="F2F2F2" w:val="clear"/>
+          </w:tcPr>
+          <w:p>
+            <w:r>
+              <w:rPr>
+                <w:b/>
+                <w:bCs/>
+              </w:rPr>
+              <w:t xml:space="preserve">Capital allocation</w:t>
+            </w:r>
+          </w:p>
+        </w:tc>
+        <w:tc>
+          <w:tcPr>
+            <w:tcW w:type="dxa" w:w="5800"/>
+          </w:tcPr>
+          <w:p>
+            <w:r>
+              <w:t xml:space="preserve">Used the last 3 years to deleverage hard (Debt/EBITDA 5.5x -&gt; &lt;1x) and reinvest in the high-ROCE polymer segment; now separating the subsidy-dependent agri drag via demerger. No unrelated diversification. No dividend. RPTs with sister Jubilant-group entities are a watch item. (disciplined)</w:t>
+            </w:r>
+          </w:p>
+        </w:tc>
+      </w:tr>
+      <w:tr>
+        <w:tc>
+          <w:tcPr>
+            <w:tcW w:type="dxa" w:w="3200"/>
+            <w:shd w:fill="F2F2F2" w:val="clear"/>
+          </w:tcPr>
+          <w:p>
+            <w:r>
+              <w:rPr>
+                <w:b/>
+                <w:bCs/>
+              </w:rPr>
+              <w:t xml:space="preserve">Related-party trend</w:t>
+            </w:r>
+          </w:p>
+        </w:tc>
+        <w:tc>
+          <w:tcPr>
+            <w:tcW w:type="dxa" w:w="5800"/>
+          </w:tcPr>
+          <w:p>
+            <w:r>
+              <w:t xml:space="preserve">unclear</w:t>
+            </w:r>
+          </w:p>
+        </w:tc>
+      </w:tr>
+      <w:tr>
+        <w:tc>
+          <w:tcPr>
+            <w:tcW w:type="dxa" w:w="3200"/>
+            <w:shd w:fill="F2F2F2" w:val="clear"/>
+          </w:tcPr>
+          <w:p>
+            <w:r>
+              <w:rPr>
+                <w:b/>
+                <w:bCs/>
+              </w:rPr>
+              <w:t xml:space="preserve">Guidance credibility</w:t>
+            </w:r>
+          </w:p>
+        </w:tc>
+        <w:tc>
+          <w:tcPr>
+            <w:tcW w:type="dxa" w:w="5800"/>
+          </w:tcPr>
+          <w:p>
+            <w:r>
+              <w:t xml:space="preserve">no-track-record</w:t>
+            </w:r>
+          </w:p>
+        </w:tc>
+      </w:tr>
+      <w:tr>
+        <w:tc>
+          <w:tcPr>
+            <w:tcW w:type="dxa" w:w="3200"/>
+            <w:shd w:fill="F2F2F2" w:val="clear"/>
+          </w:tcPr>
+          <w:p>
+            <w:r>
+              <w:rPr>
+                <w:b/>
+                <w:bCs/>
+              </w:rPr>
+              <w:t xml:space="preserve">Shareholder returns</w:t>
+            </w:r>
+          </w:p>
+        </w:tc>
+        <w:tc>
+          <w:tcPr>
+            <w:tcW w:type="dxa" w:w="5800"/>
+          </w:tcPr>
+          <w:p>
+            <w:r>
+              <w:t xml:space="preserve">none</w:t>
+            </w:r>
+          </w:p>
+        </w:tc>
+      </w:tr>
+      <w:tr>
+        <w:tc>
+          <w:tcPr>
+            <w:tcW w:type="dxa" w:w="3200"/>
+            <w:shd w:fill="F2F2F2" w:val="clear"/>
+          </w:tcPr>
+          <w:p>
+            <w:r>
+              <w:rPr>
+                <w:b/>
+                <w:bCs/>
+              </w:rPr>
+              <w:t xml:space="preserve">Capability ladder / VAP</w:t>
+            </w:r>
+          </w:p>
+        </w:tc>
+        <w:tc>
+          <w:tcPr>
+            <w:tcW w:type="dxa" w:w="5800"/>
+          </w:tcPr>
+          <w:p>
+            <w:r>
+              <w:t xml:space="preserve">Concentrating on the higher-value VP-latex/SPVA niches and building the Jivanjor adhesive brand up the value curve; demerger to sharpen focus</w:t>
+            </w:r>
+          </w:p>
+        </w:tc>
+      </w:tr>
+    </w:tbl>
+    <w:p>
+      <w:pPr>
+        <w:spacing w:after="120"/>
+      </w:pPr>
+      <w:r>
+        <w:rPr>
+          <w:b/>
+          <w:bCs/>
+          <w:sz w:val="20"/>
+          <w:szCs w:val="20"/>
+        </w:rPr>
+        <w:t xml:space="preserve">Quality metrics (ROCE · debt · FCF · margin · capex):</w:t>
+      </w:r>
+    </w:p>
+    <w:tbl>
+      <w:tblPr>
+        <w:tblW w:type="dxa" w:w="9000"/>
+        <w:tblBorders>
+          <w:top w:val="single" w:color="auto" w:sz="4"/>
+          <w:left w:val="single" w:color="auto" w:sz="4"/>
+          <w:bottom w:val="single" w:color="auto" w:sz="4"/>
+          <w:right w:val="single" w:color="auto" w:sz="4"/>
+          <w:insideH w:val="single" w:color="auto" w:sz="4"/>
+          <w:insideV w:val="single" w:color="auto" w:sz="4"/>
+        </w:tblBorders>
+      </w:tblPr>
+      <w:tblGrid>
+        <w:gridCol w:w="3200"/>
+        <w:gridCol w:w="5800"/>
+      </w:tblGrid>
+      <w:tr>
+        <w:tc>
+          <w:tcPr>
+            <w:tcW w:type="dxa" w:w="3200"/>
+            <w:shd w:fill="F2F2F2" w:val="clear"/>
+          </w:tcPr>
+          <w:p>
+            <w:r>
+              <w:rPr>
+                <w:b/>
+                <w:bCs/>
+              </w:rPr>
+              <w:t xml:space="preserve">Assessment</w:t>
+            </w:r>
+          </w:p>
+        </w:tc>
+        <w:tc>
+          <w:tcPr>
+            <w:tcW w:type="dxa" w:w="5800"/>
+          </w:tcPr>
+          <w:p>
+            <w:r>
+              <w:t xml:space="preserve">positive</w:t>
+            </w:r>
+          </w:p>
+        </w:tc>
+      </w:tr>
+      <w:tr>
+        <w:tc>
+          <w:tcPr>
+            <w:tcW w:type="dxa" w:w="3200"/>
+            <w:shd w:fill="F2F2F2" w:val="clear"/>
+          </w:tcPr>
+          <w:p>
+            <w:r>
+              <w:rPr>
+                <w:b/>
+                <w:bCs/>
+              </w:rPr>
+              <w:t xml:space="preserve">ROCE</w:t>
+            </w:r>
+          </w:p>
+        </w:tc>
+        <w:tc>
+          <w:tcPr>
+            <w:tcW w:type="dxa" w:w="5800"/>
+          </w:tcPr>
+          <w:p>
+            <w:r>
+              <w:t xml:space="preserve">32% (improving)</w:t>
+            </w:r>
+          </w:p>
+        </w:tc>
+      </w:tr>
+      <w:tr>
+        <w:tc>
+          <w:tcPr>
+            <w:tcW w:type="dxa" w:w="3200"/>
+            <w:shd w:fill="F2F2F2" w:val="clear"/>
+          </w:tcPr>
+          <w:p>
+            <w:r>
+              <w:rPr>
+                <w:b/>
+                <w:bCs/>
+              </w:rPr>
+              <w:t xml:space="preserve">Leverage</w:t>
+            </w:r>
+          </w:p>
+        </w:tc>
+        <w:tc>
+          <w:tcPr>
+            <w:tcW w:type="dxa" w:w="5800"/>
+          </w:tcPr>
+          <w:p>
+            <w:r>
+              <w:t xml:space="preserve">Net debt/EBITDA 0.3x</w:t>
+            </w:r>
+          </w:p>
+        </w:tc>
+      </w:tr>
+      <w:tr>
+        <w:tc>
+          <w:tcPr>
+            <w:tcW w:type="dxa" w:w="3200"/>
+            <w:shd w:fill="F2F2F2" w:val="clear"/>
+          </w:tcPr>
+          <w:p>
+            <w:r>
+              <w:rPr>
+                <w:b/>
+                <w:bCs/>
+              </w:rPr>
+              <w:t xml:space="preserve">FCF conversion</w:t>
+            </w:r>
+          </w:p>
+        </w:tc>
+        <w:tc>
+          <w:tcPr>
+            <w:tcW w:type="dxa" w:w="5800"/>
+          </w:tcPr>
+          <w:p>
+            <w:r>
+              <w:t xml:space="preserve">55%</w:t>
+            </w:r>
+          </w:p>
+        </w:tc>
+      </w:tr>
+      <w:tr>
+        <w:tc>
+          <w:tcPr>
+            <w:tcW w:type="dxa" w:w="3200"/>
+            <w:shd w:fill="F2F2F2" w:val="clear"/>
+          </w:tcPr>
+          <w:p>
+            <w:r>
+              <w:rPr>
+                <w:b/>
+                <w:bCs/>
+              </w:rPr>
+              <w:t xml:space="preserve">Margin trend</w:t>
+            </w:r>
+          </w:p>
+        </w:tc>
+        <w:tc>
+          <w:tcPr>
+            <w:tcW w:type="dxa" w:w="5800"/>
+          </w:tcPr>
+          <w:p>
+            <w:r>
+              <w:t xml:space="preserve">stable</w:t>
+            </w:r>
+          </w:p>
+        </w:tc>
+      </w:tr>
+      <w:tr>
+        <w:tc>
+          <w:tcPr>
+            <w:tcW w:type="dxa" w:w="3200"/>
+            <w:shd w:fill="F2F2F2" w:val="clear"/>
+          </w:tcPr>
+          <w:p>
+            <w:r>
+              <w:rPr>
+                <w:b/>
+                <w:bCs/>
+              </w:rPr>
+              <w:t xml:space="preserve">Capex efficiency</w:t>
+            </w:r>
+          </w:p>
+        </w:tc>
+        <w:tc>
+          <w:tcPr>
+            <w:tcW w:type="dxa" w:w="5800"/>
+          </w:tcPr>
+          <w:p>
+            <w:r>
+              <w:t xml:space="preserve">productive</w:t>
+            </w:r>
+          </w:p>
+        </w:tc>
+      </w:tr>
+    </w:tbl>
+    <w:p>
+      <w:pPr>
+        <w:spacing w:after="60" w:before="120"/>
+      </w:pPr>
+      <w:r>
+        <w:rPr>
+          <w:b/>
+          <w:bCs/>
+          <w:sz w:val="20"/>
+          <w:szCs w:val="20"/>
+        </w:rPr>
+        <w:t xml:space="preserve">Track record (Coffee Can persistence check): </w:t>
+      </w:r>
+      <w:r>
+        <w:rPr>
+          <w:sz w:val="20"/>
+          <w:szCs w:val="20"/>
+        </w:rPr>
+        <w:t xml:space="preserve">cleared revenue growth ≥10% AND ROCE ≥15% in 2 of the last 3 years (consistency_score 67)</w:t>
+      </w:r>
+    </w:p>
+    <w:p>
+      <w:pPr>
+        <w:spacing w:after="120"/>
+      </w:pPr>
+      <w:r>
+        <w:rPr>
+          <w:color w:val="666666"/>
+          <w:sz w:val="18"/>
+          <w:szCs w:val="18"/>
+        </w:rPr>
+        <w:t xml:space="preserve">JACPL has only reported as a standalone entity since the FY24 demerger from Jubilant Industries, so FY24-FY26 (incl. TTM) are the verifiable window. ROCE cleared &gt;=15% (32-37% range) in each. Revenue growth exceeded 10% in FY24 and FY25 but the agri-driven lumpiness produced a soft TTM patch, so ~2 of 3 clear BOTH tests. Short, carve-out history - do not over-weight the count.</w:t>
       </w:r>
     </w:p>
     <w:p>
@@ -479,6 +2515,23 @@
         <w:spacing w:after="120" w:before="280"/>
       </w:pPr>
       <w:r>
+        <w:t xml:space="preserve">Technical Read (Weekly / Monthly MACD + Bollinger Bands, or RSI/CCI/Williams %R proxy)</w:t>
+      </w:r>
+    </w:p>
+    <w:p>
+      <w:pPr>
+        <w:spacing w:after="120"/>
+      </w:pPr>
+      <w:r>
+        <w:t xml:space="preserve">Not independently pulled this pass. Stock in the upper half of its 52-week range (Rs 1,460 - 2,912), ~Rs 2,178.</w:t>
+      </w:r>
+    </w:p>
+    <w:p>
+      <w:pPr>
+        <w:pStyle w:val="Heading1"/>
+        <w:spacing w:after="120" w:before="280"/>
+      </w:pPr>
+      <w:r>
         <w:t xml:space="preserve">ValuePickr Community Signal</w:t>
       </w:r>
     </w:p>
@@ -487,7 +2540,7 @@
         <w:spacing w:after="120"/>
       </w:pPr>
       <w:r>
-        <w:t xml:space="preserve">Read all 5 posts of this thread (May-2025 to Sep-2026, first-time analysis, thin activity — 0 replies per discover.py's own count, meaning genuinely low engagement despite quality content). Arc: a comprehensive trusted initiating overview -&gt; a follow-up flagging the adhesive segment's underwhelming growth -&gt; a detailed SOTP-based demerger analysis (comfort threshold not met at current price) -&gt; a further SOTP check reaching a similar 'not super attractive' conclusion -&gt; a Sep-2026 one-line AGM-attendance query with no answer yet.</w:t>
+        <w:t xml:space="preserve">Read all 5 posts of this thread (May-2025 to Sep-2026, first-time analysis, thin activity - 0 replies, genuinely low engagement despite quality content). Arc: a comprehensive trusted initiating overview -&gt; a follow-up flagging the adhesive segment's underwhelming growth -&gt; a detailed SOTP-based demerger analysis (comfort threshold not met at current price) -&gt; a further SOTP check reaching a similar 'not super attractive' conclusion -&gt; a Sep-2026 one-line AGM-attendance query with no answer yet.</w:t>
       </w:r>
     </w:p>
     <w:p>
@@ -508,7 +2561,7 @@
           <w:sz w:val="20"/>
           <w:szCs w:val="20"/>
         </w:rPr>
-        <w:t xml:space="preserve">Danish_kataria (trusted, elevated, 11 loves) built a comprehensive initiating overview: peer-relative valuation is cheap (26x P/E vs 68-75x for lower-ROE peers), leverage has fallen sharply, and re-rating triggers include demerger completion, margin expansion, and monsoon/crop-price tailwinds. Folok (not trusted, 6 loves, Oct-2025) ran a segment-level SOTP: combined demerged-entity value ~Rs4,050cr vs then-current Rs3,556cr (~17% upside) — 'not an attractive price for entry' against the poster's own ~50% margin-of-safety threshold for special situations; also flagged the lack of concalls/rating updates as a real information-access constraint. kinvestor04 (not trusted, 3 loves, Mar-2026) independently reached a similar conclusion via a different SOTP cut (~20% combined upside, 'not super attractive') and raised a specific, unresolved brand-quality question: Jivanjor is gaining share (17% growth vs Pidilite's 10%, Euro/Jyoti Resin's 8%) but at ~9% operating margin vs 20%+ for peers — genuinely ambiguous whether that reflects deliberate reinvestment in a strengthening brand or margin dilution masking a weak one. Niral_Maru (not trusted) separately flagged that the adhesive business specifically 'is not really picking up steam' despite phenomenal Q1 results elsewhere.</w:t>
+        <w:t xml:space="preserve">Danish_kataria (trusted, elevated, 11 loves) built a comprehensive initiating overview: peer-relative valuation is cheap, leverage has fallen sharply, re-rating triggers = demerger completion, margin expansion, monsoon/crop-price tailwinds. Folok (not trusted, 6 loves, Oct-2025) ran a segment-level SOTP: combined demerged value ~Rs 4,050 Cr vs then-current Rs 3,556 Cr (~17% upside) - 'not an attractive price for entry' against a ~50% margin-of-safety threshold; flagged no concalls/thin rating coverage as an information constraint. kinvestor04 (not trusted, 3 loves, Mar-2026) independently reached ~20% combined upside ('not super attractive') and raised the unresolved Jivanjor question: gaining share (17% growth vs Pidilite 10%, Euro/Jyoti 8%) but at ~9% operating margin vs 20%+ for peers - deliberate brand reinvestment or margin-dilutive volume-buying, unresolved. Niral_Maru flagged the adhesive business 'is not really picking up steam'.</w:t>
       </w:r>
     </w:p>
     <w:p>
@@ -525,7 +2578,7 @@
         <w:spacing w:after="120"/>
       </w:pPr>
       <w:r>
-        <w:t xml:space="preserve">Folok flagged that related-party transactions with sister Jubilant-group companies (Ingrevia, Pharmova) warrant due diligence (FY25 AR p.223) — a governance item worth independent verification, not addressed further in-thread.</w:t>
+        <w:t xml:space="preserve">Folok flagged that related-party transactions with sister Jubilant-group companies (Ingrevia, Pharmova) warrant due diligence (FY25 AR p.223) - a governance item worth independent verification, not addressed further in-thread. Demerger: NCLT First Motion allowed 8-Jul-2026; shareholders'/creditors' meeting 5-Sep-2026; Second Motion petition to follow.</w:t>
       </w:r>
     </w:p>
     <w:p>
@@ -547,59 +2600,59 @@
         <w:spacing w:after="60"/>
       </w:pPr>
       <w:r>
-        <w:t xml:space="preserve">Genuinely high, improving return ratios (ROCE 32-37%, ROE ~31%) with debt falling sharply (Debt/EBITDA 5.5x FY19 to &lt;1x now) — a real quality improvement, not just a story</w:t>
-      </w:r>
-    </w:p>
-    <w:p>
-      <w:pPr>
-        <w:pStyle w:val="ListParagraph"/>
-        <w:numPr>
-          <w:ilvl w:val="0"/>
-          <w:numId w:val="1"/>
-        </w:numPr>
-        <w:spacing w:after="60"/>
-      </w:pPr>
-      <w:r>
-        <w:t xml:space="preserve">Niche B2B technical moats in two segments: India's largest VP-latex producer (tyre-cord dipping) and among global top-2 in SPVA/ester gum (chewing-gum base) — genuine technical barriers, not commodity positions</w:t>
-      </w:r>
-    </w:p>
-    <w:p>
-      <w:pPr>
-        <w:pStyle w:val="ListParagraph"/>
-        <w:numPr>
-          <w:ilvl w:val="0"/>
-          <w:numId w:val="1"/>
-        </w:numPr>
-        <w:spacing w:after="60"/>
-      </w:pPr>
-      <w:r>
-        <w:t xml:space="preserve">Trades at a real peer-relative discount: ~26-27x P/E for 31% ROE vs Pidilite's ~75x for 23% ROE or SRF's ~68x for 10% ROE</w:t>
-      </w:r>
-    </w:p>
-    <w:p>
-      <w:pPr>
-        <w:pStyle w:val="ListParagraph"/>
-        <w:numPr>
-          <w:ilvl w:val="0"/>
-          <w:numId w:val="1"/>
-        </w:numPr>
-        <w:spacing w:after="60"/>
-      </w:pPr>
-      <w:r>
-        <w:t xml:space="preserve">Active, real demerger process (NCLT creditors' meeting scheduled 5-Sep-2026) separating the subsidy-dependent, margin-dilutive fertilizer business from the higher-quality polymers/adhesives franchise — a genuine, dated catalyst, not a vague ambition</w:t>
-      </w:r>
-    </w:p>
-    <w:p>
-      <w:pPr>
-        <w:pStyle w:val="ListParagraph"/>
-        <w:numPr>
-          <w:ilvl w:val="0"/>
-          <w:numId w:val="1"/>
-        </w:numPr>
-        <w:spacing w:after="60"/>
-      </w:pPr>
-      <w:r>
-        <w:t xml:space="preserve">Adhesive brand Jivanjor is gaining share faster than both Pidilite and a key mid-tier peer (17% vs 10%/8% growth) — a real top-line signal even if the margin implication is unresolved</w:t>
+        <w:t xml:space="preserve">Genuinely high, improving return ratios (ROCE ~32-37%, ROE ~28%) with debt down sharply (Debt/EBITDA 5.5x FY19 -&gt; &lt;1x) - a real quality improvement</w:t>
+      </w:r>
+    </w:p>
+    <w:p>
+      <w:pPr>
+        <w:pStyle w:val="ListParagraph"/>
+        <w:numPr>
+          <w:ilvl w:val="0"/>
+          <w:numId w:val="1"/>
+        </w:numPr>
+        <w:spacing w:after="60"/>
+      </w:pPr>
+      <w:r>
+        <w:t xml:space="preserve">Niche B2B technical moats in two segments: India's largest VP-latex producer (tyre-cord dipping) and among global top-2 in SPVA/ester gum (chewing-gum base) - genuine technical barriers, not commodity positions</w:t>
+      </w:r>
+    </w:p>
+    <w:p>
+      <w:pPr>
+        <w:pStyle w:val="ListParagraph"/>
+        <w:numPr>
+          <w:ilvl w:val="0"/>
+          <w:numId w:val="1"/>
+        </w:numPr>
+        <w:spacing w:after="60"/>
+      </w:pPr>
+      <w:r>
+        <w:t xml:space="preserve">Trades at a real peer-relative discount: ~26x P/E for ~28% ROE vs Pidilite's ~75x for 23% ROE</w:t>
+      </w:r>
+    </w:p>
+    <w:p>
+      <w:pPr>
+        <w:pStyle w:val="ListParagraph"/>
+        <w:numPr>
+          <w:ilvl w:val="0"/>
+          <w:numId w:val="1"/>
+        </w:numPr>
+        <w:spacing w:after="60"/>
+      </w:pPr>
+      <w:r>
+        <w:t xml:space="preserve">On-track, dated demerger (NCLT First Motion 8-Jul-2026, directed meeting 5-Sep-2026, 1:1 entitlement) separating the subsidy-dependent fertilizer drag from the higher-quality polymers/adhesives franchise</w:t>
+      </w:r>
+    </w:p>
+    <w:p>
+      <w:pPr>
+        <w:pStyle w:val="ListParagraph"/>
+        <w:numPr>
+          <w:ilvl w:val="0"/>
+          <w:numId w:val="1"/>
+        </w:numPr>
+        <w:spacing w:after="60"/>
+      </w:pPr>
+      <w:r>
+        <w:t xml:space="preserve">Performance Polymers &amp; Chemicals segment growing well (+27% in Q1 FY27); adhesives +16%</w:t>
       </w:r>
     </w:p>
     <w:p>
@@ -621,72 +2674,59 @@
         <w:spacing w:after="60"/>
       </w:pPr>
       <w:r>
-        <w:t xml:space="preserve">Two independent, carefully quantified community SOTP analyses both concluded the immediate demerger-arbitrage upside is only ~17-20% at then-current prices — well short of the ~50% margin-of-safety threshold either poster wanted for a special-situations entry; the 'hidden gem' framing is a quality/valuation thesis more than a demerger-arb thesis</w:t>
-      </w:r>
-    </w:p>
-    <w:p>
-      <w:pPr>
-        <w:pStyle w:val="ListParagraph"/>
-        <w:numPr>
-          <w:ilvl w:val="0"/>
-          <w:numId w:val="1"/>
-        </w:numPr>
-        <w:spacing w:after="60"/>
-      </w:pPr>
-      <w:r>
-        <w:t xml:space="preserve">Consumer-adhesives segment carries a genuine unresolved question: 9% operating margin vs 20%+ for peers while gaining share — could be a weak brand buying volume via discounts/dealer incentives just as plausibly as a strong brand reinvesting in growth, and no one in-thread has resolved which</w:t>
-      </w:r>
-    </w:p>
-    <w:p>
-      <w:pPr>
-        <w:pStyle w:val="ListParagraph"/>
-        <w:numPr>
-          <w:ilvl w:val="0"/>
-          <w:numId w:val="1"/>
-        </w:numPr>
-        <w:spacing w:after="60"/>
-      </w:pPr>
-      <w:r>
-        <w:t xml:space="preserve">Real information-access constraint: no concalls and thin recent rating-agency coverage, per a direct community observation — makes independent verification of the demerger timeline and segment economics harder than for a typical mainboard mid-cap</w:t>
-      </w:r>
-    </w:p>
-    <w:p>
-      <w:pPr>
-        <w:pStyle w:val="ListParagraph"/>
-        <w:numPr>
-          <w:ilvl w:val="0"/>
-          <w:numId w:val="1"/>
-        </w:numPr>
-        <w:spacing w:after="60"/>
-      </w:pPr>
-      <w:r>
-        <w:t xml:space="preserve">Fertilizer segment remains structurally subsidy/policy-dependent with genuine margin volatility (the very reason for the demerger) and RPT with sister Jubilant-group entities warrants due diligence that hasn't been done in-thread</w:t>
-      </w:r>
-    </w:p>
-    <w:p>
-      <w:pPr>
-        <w:pStyle w:val="ListParagraph"/>
-        <w:numPr>
-          <w:ilvl w:val="0"/>
-          <w:numId w:val="1"/>
-        </w:numPr>
-        <w:spacing w:after="60"/>
-      </w:pPr>
-      <w:r>
-        <w:t xml:space="preserve">Extremely thin forum engagement (0 replies per discover.py's tracked reply count, only 5 total posts across 16 months) — very little independent community stress-testing has actually happened despite the quality of the individual posts</w:t>
-      </w:r>
-    </w:p>
-    <w:p>
-      <w:pPr>
-        <w:pStyle w:val="ListParagraph"/>
-        <w:numPr>
-          <w:ilvl w:val="0"/>
-          <w:numId w:val="1"/>
-        </w:numPr>
-        <w:spacing w:after="60"/>
-      </w:pPr>
-      <w:r>
-        <w:t xml:space="preserve">No live-theme match on title/slug/excerpt in the current active_themes.json set</w:t>
+        <w:t xml:space="preserve">No 10x-in-2-3-years mechanism: a mid-teens earnings compounder (Q1 FY27 EBITDA +7%, PAT +5%) already at ~26x P/E cannot deliver a 10x return on that horizon; the demerger unlock is quantified by two independent SOTP analyses at only ~17-20%</w:t>
+      </w:r>
+    </w:p>
+    <w:p>
+      <w:pPr>
+        <w:pStyle w:val="ListParagraph"/>
+        <w:numPr>
+          <w:ilvl w:val="0"/>
+          <w:numId w:val="1"/>
+        </w:numPr>
+        <w:spacing w:after="60"/>
+      </w:pPr>
+      <w:r>
+        <w:t xml:space="preserve">Consumer-adhesives segment: ~9% operating margin vs 20%+ for peers while gaining share - unresolved whether that is brand reinvestment or margin-dilutive discounting</w:t>
+      </w:r>
+    </w:p>
+    <w:p>
+      <w:pPr>
+        <w:pStyle w:val="ListParagraph"/>
+        <w:numPr>
+          <w:ilvl w:val="0"/>
+          <w:numId w:val="1"/>
+        </w:numPr>
+        <w:spacing w:after="60"/>
+      </w:pPr>
+      <w:r>
+        <w:t xml:space="preserve">Real information-access constraint: no concalls, thin recent rating-agency coverage - independent verification of the demerger timeline and segment economics is harder than for a typical mainboard mid-cap</w:t>
+      </w:r>
+    </w:p>
+    <w:p>
+      <w:pPr>
+        <w:pStyle w:val="ListParagraph"/>
+        <w:numPr>
+          <w:ilvl w:val="0"/>
+          <w:numId w:val="1"/>
+        </w:numPr>
+        <w:spacing w:after="60"/>
+      </w:pPr>
+      <w:r>
+        <w:t xml:space="preserve">Fertilizer segment structurally subsidy/policy-dependent with genuine margin volatility (weak Q1 FY27 on poor monsoon + RM + working capital); RPT with sister Jubilant-group entities warrants due diligence not done in-thread</w:t>
+      </w:r>
+    </w:p>
+    <w:p>
+      <w:pPr>
+        <w:pStyle w:val="ListParagraph"/>
+        <w:numPr>
+          <w:ilvl w:val="0"/>
+          <w:numId w:val="1"/>
+        </w:numPr>
+        <w:spacing w:after="60"/>
+      </w:pPr>
+      <w:r>
+        <w:t xml:space="preserve">Extremely thin forum engagement (5 posts / 0 replies over 16 months) - little independent community stress-testing; no live-theme match</w:t>
       </w:r>
     </w:p>
     <w:p>
@@ -707,7 +2747,7 @@
           <w:b/>
           <w:bCs/>
         </w:rPr>
-        <w:t xml:space="preserve">Small/Mid-cap (~Rs 2,807 Cr)</w:t>
+        <w:t xml:space="preserve">Small/Mid-cap (~Rs 3,377 Cr)</w:t>
       </w:r>
     </w:p>
     <w:p>
@@ -730,7 +2770,7 @@
           <w:sz w:val="24"/>
           <w:szCs w:val="24"/>
         </w:rPr>
-        <w:t xml:space="preserve">10x-in-2-3-years</w:t>
+        <w:t xml:space="preserve">neither</w:t>
       </w:r>
     </w:p>
     <w:p>
@@ -758,7 +2798,7 @@
           <w:sz w:val="20"/>
           <w:szCs w:val="20"/>
         </w:rPr>
-        <w:t xml:space="preserve">Tailwind yes: an active, dated demerger process (NCLT creditors' meeting 5-Sep-2026) separating the higher-quality polymers/adhesives business from the subsidy-dependent fertilizer drag. TAM weak: VP-latex/SPVA niches are real but modest in absolute size, and the adhesives segment faces Pidilite's ~70% share dominance with an unresolved margin-quality question. Moat yes: India's-largest VP-latex + global-top-2 SPVA positions are genuine B2B technical-barrier moats, not marketing claims. Valuation yes: 26-27x P/E for 31% ROE is genuinely cheap versus every cited peer, independently corroborated by the trusted initiating post's own peer table.</w:t>
+        <w:t xml:space="preserve">Mechanically 3.5 (tailwind yes: on-track dated demerger; moat yes: India's-largest VP-latex + global-top-2 SPVA technical barriers; valuation yes: ~26x P/E for ~28% ROE vs 68-75x lower-ROE peers; tam weak: small niche segment sizes + Pidilite's ~70% adhesive-share dominance). analyst_override=true: the boxes capture business quality but not return magnitude - Q1 FY27 EBITDA grew 7% / PAT 5%, the stock is already at ~26x P/E, and the demerger unlock is independently quantified at ~17-20%, so there is no 10x-in-2-3-years mechanism. thesis_fit deliberately kept 'neither'; conviction Medium as a quality compounder with a modest special-situation kicker.</w:t>
       </w:r>
     </w:p>
     <w:p>
@@ -781,59 +2821,59 @@
           <w:sz w:val="24"/>
           <w:szCs w:val="24"/>
         </w:rPr>
-        <w:t xml:space="preserve">A genuine high-ROCE, peer-cheap niche-polymer business with an active demerger catalyst — but the community's own SOTP math tempers the 'hidden gem' framing to a quality-and-valuation thesis, not an outsized special-situations arb</w:t>
-      </w:r>
-    </w:p>
-    <w:p>
-      <w:pPr>
-        <w:pStyle w:val="ListParagraph"/>
-        <w:numPr>
-          <w:ilvl w:val="0"/>
-          <w:numId w:val="1"/>
-        </w:numPr>
-        <w:spacing w:after="60"/>
-      </w:pPr>
-      <w:r>
-        <w:t xml:space="preserve">No live-theme match — recency/discovery candidate (discover.py), not a thematic hit</w:t>
-      </w:r>
-    </w:p>
-    <w:p>
-      <w:pPr>
-        <w:pStyle w:val="ListParagraph"/>
-        <w:numPr>
-          <w:ilvl w:val="0"/>
-          <w:numId w:val="1"/>
-        </w:numPr>
-        <w:spacing w:after="60"/>
-      </w:pPr>
-      <w:r>
-        <w:t xml:space="preserve">Four-box score 3.5 (tailwind yes, moat yes, valuation yes, tam weak) clears the bar comfortably on the underlying business quality and peer-relative cheapness, even though the demerger-specific arbitrage math (per two independent, careful community SOTP analyses) argues for only modest incremental upside at current prices</w:t>
-      </w:r>
-    </w:p>
-    <w:p>
-      <w:pPr>
-        <w:pStyle w:val="ListParagraph"/>
-        <w:numPr>
-          <w:ilvl w:val="0"/>
-          <w:numId w:val="1"/>
-        </w:numPr>
-        <w:spacing w:after="60"/>
-      </w:pPr>
-      <w:r>
-        <w:t xml:space="preserve">Conviction kept at Medium rather than higher: the thesis rests more on sustained high ROCE / niche B2B moats / peer-relative valuation than on the demerger unlock itself, the adhesive-segment margin question is genuinely unresolved, and information access (no concalls) limits independent verification</w:t>
-      </w:r>
-    </w:p>
-    <w:p>
-      <w:pPr>
-        <w:pStyle w:val="ListParagraph"/>
-        <w:numPr>
-          <w:ilvl w:val="0"/>
-          <w:numId w:val="1"/>
-        </w:numPr>
-        <w:spacing w:after="60"/>
-      </w:pPr>
-      <w:r>
-        <w:t xml:space="preserve">value_chain block added given the deep read clearly established JACPL's supply-chain position (VP-latex/SPVA supplier into tyre and chewing-gum manufacturing value chains) even though this isn't a live active_themes.json match</w:t>
+        <w:t xml:space="preserve">Deep-dive pass 1: a genuine high-ROCE, peer-cheap niche-polymer business with an on-track demerger - but four_box scores 3.5 only on business quality, while there is no 10x-in-2-3-years mechanism (mid-teens growth at 26x P/E, ~17-20% demerger unlock), so thesis_fit is set to neither via analyst_override; conviction held Medium on the quality-plus-modest-catalyst case</w:t>
+      </w:r>
+    </w:p>
+    <w:p>
+      <w:pPr>
+        <w:pStyle w:val="ListParagraph"/>
+        <w:numPr>
+          <w:ilvl w:val="0"/>
+          <w:numId w:val="1"/>
+        </w:numPr>
+        <w:spacing w:after="60"/>
+      </w:pPr>
+      <w:r>
+        <w:t xml:space="preserve">four_box scores 3.5 (tailwind yes: on-track dated demerger; moat yes: India's-largest VP-latex + global-top-2 SPVA; valuation yes: peer-relative discount; tam weak: niche segment sizes + Pidilite dominance in adhesives). Mechanically that permits a 10x/100x label.</w:t>
+      </w:r>
+    </w:p>
+    <w:p>
+      <w:pPr>
+        <w:pStyle w:val="ListParagraph"/>
+        <w:numPr>
+          <w:ilvl w:val="0"/>
+          <w:numId w:val="1"/>
+        </w:numPr>
+        <w:spacing w:after="60"/>
+      </w:pPr>
+      <w:r>
+        <w:t xml:space="preserve">analyst_override applied: the return-magnitude the label implies is not achievable here. Q1 FY27 EBITDA grew 7% and PAT 5%; the business is a mid-teens compounder at best, already priced at ~26x P/E / ~7.3x book, and the demerger-specific unlock is independently quantified at ~17-20%. There is no path to a ~10x return in 2-3 years - this is 'Nesco logic': the mechanical boxes capture quality but not the size/return-magnitude reality. thesis_fit set to 'neither'.</w:t>
+      </w:r>
+    </w:p>
+    <w:p>
+      <w:pPr>
+        <w:pStyle w:val="ListParagraph"/>
+        <w:numPr>
+          <w:ilvl w:val="0"/>
+          <w:numId w:val="1"/>
+        </w:numPr>
+        <w:spacing w:after="60"/>
+      </w:pPr>
+      <w:r>
+        <w:t xml:space="preserve">Conviction kept at Medium: the thesis (sustained high ROCE, niche B2B moats, peer-relative cheapness, a real if modest demerger kicker) is sound as a compounder, but the adhesive-segment margin question is unresolved and information access (no concalls) limits verification.</w:t>
+      </w:r>
+    </w:p>
+    <w:p>
+      <w:pPr>
+        <w:pStyle w:val="ListParagraph"/>
+        <w:numPr>
+          <w:ilvl w:val="0"/>
+          <w:numId w:val="1"/>
+        </w:numPr>
+        <w:spacing w:after="60"/>
+      </w:pPr>
+      <w:r>
+        <w:t xml:space="preserve">value_chain block retained: JACPL's VP-latex/SPVA supply-chain position into tyre and chewing-gum manufacturing is a genuine technical moat even though it is not a live active_themes.json match.</w:t>
       </w:r>
     </w:p>
     <w:p>
